--- a/SPO_2.docx
+++ b/SPO_2.docx
@@ -1695,25 +1695,15 @@
         <w:pStyle w:val="HTML"/>
         <w:ind w:left="-567"/>
       </w:pPr>
-    </w:p>
-    <w:p>
-      <w:pPr>
-        <w:rPr>
-          <w:b/>
-          <w:bCs/>
-          <w:sz w:val="28"/>
-          <w:szCs w:val="28"/>
-        </w:rPr>
-      </w:pPr>
       <w:r>
         <w:rPr>
           <w:noProof/>
         </w:rPr>
         <w:drawing>
-          <wp:inline distT="0" distB="0" distL="0" distR="0" wp14:anchorId="2CAD981F" wp14:editId="458E9D55">
-            <wp:extent cx="5590903" cy="8434564"/>
-            <wp:effectExtent l="0" t="0" r="0" b="0"/>
-            <wp:docPr id="1161476269" name="Рисунок 1"/>
+          <wp:inline distT="0" distB="0" distL="0" distR="0" wp14:anchorId="3D8791FD" wp14:editId="69A66D8A">
+            <wp:extent cx="6422197" cy="6686550"/>
+            <wp:effectExtent l="0" t="0" r="4445" b="0"/>
+            <wp:docPr id="345531354" name="Рисунок 1"/>
             <wp:cNvGraphicFramePr>
               <a:graphicFrameLocks xmlns:a="http://schemas.openxmlformats.org/drawingml/2006/main" noChangeAspect="1"/>
             </wp:cNvGraphicFramePr>
@@ -1721,7 +1711,7 @@
               <a:graphicData uri="http://schemas.openxmlformats.org/drawingml/2006/picture">
                 <pic:pic xmlns:pic="http://schemas.openxmlformats.org/drawingml/2006/picture">
                   <pic:nvPicPr>
-                    <pic:cNvPr id="0" name="Picture 3"/>
+                    <pic:cNvPr id="0" name="Picture 1"/>
                     <pic:cNvPicPr>
                       <a:picLocks noChangeAspect="1" noChangeArrowheads="1"/>
                     </pic:cNvPicPr>
@@ -1742,7 +1732,7 @@
                   <pic:spPr bwMode="auto">
                     <a:xfrm>
                       <a:off x="0" y="0"/>
-                      <a:ext cx="5613149" cy="8468125"/>
+                      <a:ext cx="6510646" cy="6778640"/>
                     </a:xfrm>
                     <a:prstGeom prst="rect">
                       <a:avLst/>
@@ -1760,282 +1750,16 @@
       </w:r>
     </w:p>
     <w:p>
-      <w:pPr>
-        <w:rPr>
-          <w:b/>
-          <w:bCs/>
-          <w:sz w:val="28"/>
-          <w:szCs w:val="28"/>
-          <w:lang w:val="ru-RU"/>
-        </w:rPr>
-      </w:pPr>
-      <w:r>
-        <w:rPr>
-          <w:b/>
-          <w:bCs/>
-          <w:sz w:val="28"/>
-          <w:szCs w:val="28"/>
-          <w:lang w:val="ru-RU"/>
+      <w:r>
+        <w:rPr>
+          <w:noProof/>
         </w:rPr>
         <w:lastRenderedPageBreak/>
-        <w:t>Результаты подсчета метрики Джилба вручную</w:t>
-      </w:r>
-      <w:r>
-        <w:rPr>
-          <w:b/>
-          <w:bCs/>
-          <w:sz w:val="28"/>
-          <w:szCs w:val="28"/>
-          <w:lang w:val="ru-RU"/>
-        </w:rPr>
-        <w:t>:</w:t>
-      </w:r>
-    </w:p>
-    <w:p>
-      <w:pPr>
-        <w:rPr>
-          <w:noProof/>
-          <w:lang w:val="ru-RU"/>
-        </w:rPr>
-      </w:pPr>
-    </w:p>
-    <w:p>
-      <w:pPr>
-        <w:pStyle w:val="HTML"/>
-        <w:rPr>
-          <w:rFonts w:ascii="Times New Roman" w:hAnsi="Times New Roman" w:cs="Times New Roman"/>
-          <w:sz w:val="28"/>
-          <w:szCs w:val="28"/>
-        </w:rPr>
-      </w:pPr>
-      <w:r>
-        <w:rPr>
-          <w:rFonts w:ascii="Times New Roman" w:hAnsi="Times New Roman" w:cs="Times New Roman"/>
-          <w:sz w:val="28"/>
-          <w:szCs w:val="28"/>
-        </w:rPr>
-        <w:t>Абсолютная сложность программы</w:t>
-      </w:r>
-      <w:r>
-        <w:rPr>
-          <w:rFonts w:ascii="Times New Roman" w:hAnsi="Times New Roman" w:cs="Times New Roman"/>
-          <w:sz w:val="28"/>
-          <w:szCs w:val="28"/>
-          <w:lang w:val="en-US"/>
-        </w:rPr>
-        <w:t xml:space="preserve"> </w:t>
-      </w:r>
-      <w:r>
-        <w:rPr>
-          <w:rFonts w:ascii="Times New Roman" w:hAnsi="Times New Roman" w:cs="Times New Roman"/>
-          <w:sz w:val="28"/>
-          <w:szCs w:val="28"/>
-          <w:lang w:val="en-US"/>
-        </w:rPr>
-        <w:t>CL</w:t>
-      </w:r>
-      <w:r>
-        <w:rPr>
-          <w:rFonts w:ascii="Times New Roman" w:hAnsi="Times New Roman" w:cs="Times New Roman"/>
-          <w:sz w:val="28"/>
-          <w:szCs w:val="28"/>
-        </w:rPr>
-        <w:t xml:space="preserve"> = 13</w:t>
-      </w:r>
-    </w:p>
-    <w:p>
-      <w:pPr>
-        <w:pStyle w:val="HTML"/>
-        <w:rPr>
-          <w:rFonts w:ascii="Times New Roman" w:hAnsi="Times New Roman" w:cs="Times New Roman"/>
-          <w:sz w:val="28"/>
-          <w:szCs w:val="28"/>
-        </w:rPr>
-      </w:pPr>
-      <w:r>
-        <w:rPr>
-          <w:rFonts w:ascii="Times New Roman" w:hAnsi="Times New Roman" w:cs="Times New Roman"/>
-          <w:sz w:val="28"/>
-          <w:szCs w:val="28"/>
-        </w:rPr>
-        <w:t xml:space="preserve">Относительная сложность программы </w:t>
-      </w:r>
-      <w:r>
-        <w:rPr>
-          <w:rFonts w:ascii="Times New Roman" w:hAnsi="Times New Roman" w:cs="Times New Roman"/>
-          <w:sz w:val="28"/>
-          <w:szCs w:val="28"/>
-          <w:lang w:val="en-US"/>
-        </w:rPr>
-        <w:t>cl</w:t>
-      </w:r>
-      <w:r>
-        <w:rPr>
-          <w:rFonts w:ascii="Times New Roman" w:hAnsi="Times New Roman" w:cs="Times New Roman"/>
-          <w:sz w:val="28"/>
-          <w:szCs w:val="28"/>
-        </w:rPr>
-        <w:t xml:space="preserve"> = 13 / </w:t>
-      </w:r>
-      <w:r>
-        <w:rPr>
-          <w:rFonts w:ascii="Times New Roman" w:hAnsi="Times New Roman" w:cs="Times New Roman"/>
-          <w:sz w:val="28"/>
-          <w:szCs w:val="28"/>
-        </w:rPr>
-        <w:t>39</w:t>
-      </w:r>
-      <w:r>
-        <w:rPr>
-          <w:rFonts w:ascii="Times New Roman" w:hAnsi="Times New Roman" w:cs="Times New Roman"/>
-          <w:sz w:val="28"/>
-          <w:szCs w:val="28"/>
-        </w:rPr>
-        <w:t xml:space="preserve">= </w:t>
-      </w:r>
-      <w:r>
-        <w:rPr>
-          <w:rFonts w:ascii="Times New Roman" w:hAnsi="Times New Roman" w:cs="Times New Roman"/>
-          <w:sz w:val="28"/>
-          <w:szCs w:val="28"/>
-        </w:rPr>
-        <w:t>0.3333</w:t>
-      </w:r>
-    </w:p>
-    <w:p>
-      <w:pPr>
-        <w:pStyle w:val="HTML"/>
-        <w:rPr>
-          <w:rFonts w:ascii="Times New Roman" w:hAnsi="Times New Roman" w:cs="Times New Roman"/>
-          <w:sz w:val="28"/>
-          <w:szCs w:val="28"/>
-          <w:lang w:val="en-US"/>
-        </w:rPr>
-      </w:pPr>
-      <w:r>
-        <w:rPr>
-          <w:rFonts w:ascii="Times New Roman" w:hAnsi="Times New Roman" w:cs="Times New Roman"/>
-          <w:sz w:val="28"/>
-          <w:szCs w:val="28"/>
-        </w:rPr>
-        <w:t xml:space="preserve">Максимальный уровень вложенности условного оператора </w:t>
-      </w:r>
-      <w:r>
-        <w:rPr>
-          <w:rFonts w:ascii="Times New Roman" w:hAnsi="Times New Roman" w:cs="Times New Roman"/>
-          <w:sz w:val="28"/>
-          <w:szCs w:val="28"/>
-          <w:lang w:val="en-US"/>
-        </w:rPr>
-        <w:t>CLI</w:t>
-      </w:r>
-      <w:r>
-        <w:rPr>
-          <w:rFonts w:ascii="Times New Roman" w:hAnsi="Times New Roman" w:cs="Times New Roman"/>
-          <w:sz w:val="28"/>
-          <w:szCs w:val="28"/>
-        </w:rPr>
-        <w:t xml:space="preserve"> = </w:t>
-      </w:r>
-      <w:r>
-        <w:rPr>
-          <w:rFonts w:ascii="Times New Roman" w:hAnsi="Times New Roman" w:cs="Times New Roman"/>
-          <w:sz w:val="28"/>
-          <w:szCs w:val="28"/>
-        </w:rPr>
-        <w:t>5</w:t>
-      </w:r>
-    </w:p>
-    <w:p>
-      <w:pPr>
-        <w:pStyle w:val="HTML"/>
-        <w:rPr>
-          <w:rFonts w:ascii="Times New Roman" w:hAnsi="Times New Roman" w:cs="Times New Roman"/>
-          <w:sz w:val="28"/>
-          <w:szCs w:val="28"/>
-          <w:lang w:val="en-US"/>
-        </w:rPr>
-      </w:pPr>
-    </w:p>
-    <w:p>
-      <w:pPr>
-        <w:rPr>
-          <w:b/>
-          <w:bCs/>
-          <w:sz w:val="28"/>
-          <w:szCs w:val="28"/>
-          <w:lang w:val="ru-RU" w:eastAsia="ru-RU"/>
-        </w:rPr>
-      </w:pPr>
-      <w:proofErr w:type="spellStart"/>
-      <w:r>
-        <w:rPr>
-          <w:b/>
-          <w:bCs/>
-          <w:sz w:val="28"/>
-          <w:szCs w:val="28"/>
-        </w:rPr>
-        <w:t>Скриншоты</w:t>
-      </w:r>
-      <w:proofErr w:type="spellEnd"/>
-      <w:r>
-        <w:rPr>
-          <w:b/>
-          <w:bCs/>
-          <w:sz w:val="28"/>
-          <w:szCs w:val="28"/>
-        </w:rPr>
-        <w:t xml:space="preserve"> </w:t>
-      </w:r>
-      <w:proofErr w:type="spellStart"/>
-      <w:r>
-        <w:rPr>
-          <w:b/>
-          <w:bCs/>
-          <w:sz w:val="28"/>
-          <w:szCs w:val="28"/>
-        </w:rPr>
-        <w:t>работы</w:t>
-      </w:r>
-      <w:proofErr w:type="spellEnd"/>
-      <w:r>
-        <w:rPr>
-          <w:b/>
-          <w:bCs/>
-          <w:sz w:val="28"/>
-          <w:szCs w:val="28"/>
-        </w:rPr>
-        <w:t xml:space="preserve"> </w:t>
-      </w:r>
-      <w:proofErr w:type="spellStart"/>
-      <w:r>
-        <w:rPr>
-          <w:b/>
-          <w:bCs/>
-          <w:sz w:val="28"/>
-          <w:szCs w:val="28"/>
-        </w:rPr>
-        <w:t>программы</w:t>
-      </w:r>
-      <w:proofErr w:type="spellEnd"/>
-      <w:r>
-        <w:rPr>
-          <w:b/>
-          <w:bCs/>
-          <w:sz w:val="28"/>
-          <w:szCs w:val="28"/>
-        </w:rPr>
-        <w:t>:</w:t>
-      </w:r>
-      <w:r>
-        <w:t xml:space="preserve"> </w:t>
-      </w:r>
-      <w:r>
         <w:drawing>
-          <wp:inline distT="0" distB="0" distL="0" distR="0" wp14:anchorId="3FE13139" wp14:editId="055CA2B5">
-            <wp:extent cx="4500943" cy="3172408"/>
-            <wp:effectExtent l="0" t="0" r="0" b="3175"/>
-            <wp:docPr id="970689387" name="Рисунок 1"/>
+          <wp:inline distT="0" distB="0" distL="0" distR="0" wp14:anchorId="5B3332D9" wp14:editId="1421BD25">
+            <wp:extent cx="3593416" cy="5673687"/>
+            <wp:effectExtent l="0" t="0" r="1270" b="3810"/>
+            <wp:docPr id="1683494794" name="Рисунок 2"/>
             <wp:cNvGraphicFramePr>
               <a:graphicFrameLocks xmlns:a="http://schemas.openxmlformats.org/drawingml/2006/main" noChangeAspect="1"/>
             </wp:cNvGraphicFramePr>
@@ -2043,23 +1767,36 @@
               <a:graphicData uri="http://schemas.openxmlformats.org/drawingml/2006/picture">
                 <pic:pic xmlns:pic="http://schemas.openxmlformats.org/drawingml/2006/picture">
                   <pic:nvPicPr>
-                    <pic:cNvPr id="970689387" name=""/>
-                    <pic:cNvPicPr/>
+                    <pic:cNvPr id="0" name="Picture 3"/>
+                    <pic:cNvPicPr>
+                      <a:picLocks noChangeAspect="1" noChangeArrowheads="1"/>
+                    </pic:cNvPicPr>
                   </pic:nvPicPr>
                   <pic:blipFill>
-                    <a:blip r:embed="rId9"/>
+                    <a:blip r:embed="rId9" cstate="print">
+                      <a:extLst>
+                        <a:ext uri="{28A0092B-C50C-407E-A947-70E740481C1C}">
+                          <a14:useLocalDpi xmlns:a14="http://schemas.microsoft.com/office/drawing/2010/main" val="0"/>
+                        </a:ext>
+                      </a:extLst>
+                    </a:blip>
+                    <a:srcRect/>
                     <a:stretch>
                       <a:fillRect/>
                     </a:stretch>
                   </pic:blipFill>
-                  <pic:spPr>
+                  <pic:spPr bwMode="auto">
                     <a:xfrm>
                       <a:off x="0" y="0"/>
-                      <a:ext cx="4762482" cy="3356749"/>
+                      <a:ext cx="3660339" cy="5779352"/>
                     </a:xfrm>
                     <a:prstGeom prst="rect">
                       <a:avLst/>
                     </a:prstGeom>
+                    <a:noFill/>
+                    <a:ln>
+                      <a:noFill/>
+                    </a:ln>
                   </pic:spPr>
                 </pic:pic>
               </a:graphicData>
@@ -2067,12 +1804,301 @@
           </wp:inline>
         </w:drawing>
       </w:r>
+    </w:p>
+    <w:p/>
+    <w:p>
+      <w:pPr>
+        <w:rPr>
+          <w:b/>
+          <w:bCs/>
+          <w:sz w:val="28"/>
+          <w:szCs w:val="28"/>
+          <w:lang w:val="ru-RU"/>
+        </w:rPr>
+      </w:pPr>
+    </w:p>
+    <w:p>
+      <w:pPr>
+        <w:rPr>
+          <w:b/>
+          <w:bCs/>
+          <w:sz w:val="28"/>
+          <w:szCs w:val="28"/>
+          <w:lang w:val="ru-RU"/>
+        </w:rPr>
+      </w:pPr>
+      <w:r>
+        <w:rPr>
+          <w:b/>
+          <w:bCs/>
+          <w:sz w:val="28"/>
+          <w:szCs w:val="28"/>
+          <w:lang w:val="ru-RU"/>
+        </w:rPr>
+        <w:t>Результаты подсчета метрики Джилба вручную</w:t>
+      </w:r>
+      <w:r>
+        <w:rPr>
+          <w:b/>
+          <w:bCs/>
+          <w:sz w:val="28"/>
+          <w:szCs w:val="28"/>
+          <w:lang w:val="ru-RU"/>
+        </w:rPr>
+        <w:t>:</w:t>
+      </w:r>
+    </w:p>
+    <w:p>
+      <w:pPr>
+        <w:rPr>
+          <w:noProof/>
+          <w:lang w:val="ru-RU"/>
+        </w:rPr>
+      </w:pPr>
+    </w:p>
+    <w:p>
+      <w:pPr>
+        <w:pStyle w:val="HTML"/>
+        <w:rPr>
+          <w:rFonts w:ascii="Times New Roman" w:hAnsi="Times New Roman" w:cs="Times New Roman"/>
+          <w:sz w:val="28"/>
+          <w:szCs w:val="28"/>
+        </w:rPr>
+      </w:pPr>
+      <w:r>
+        <w:rPr>
+          <w:rFonts w:ascii="Times New Roman" w:hAnsi="Times New Roman" w:cs="Times New Roman"/>
+          <w:sz w:val="28"/>
+          <w:szCs w:val="28"/>
+        </w:rPr>
+        <w:t>Абсолютная сложность программы</w:t>
+      </w:r>
+      <w:r>
+        <w:rPr>
+          <w:rFonts w:ascii="Times New Roman" w:hAnsi="Times New Roman" w:cs="Times New Roman"/>
+          <w:sz w:val="28"/>
+          <w:szCs w:val="28"/>
+        </w:rPr>
+        <w:t xml:space="preserve"> </w:t>
+      </w:r>
+      <w:r>
+        <w:rPr>
+          <w:rFonts w:ascii="Times New Roman" w:hAnsi="Times New Roman" w:cs="Times New Roman"/>
+          <w:sz w:val="28"/>
+          <w:szCs w:val="28"/>
+          <w:lang w:val="en-US"/>
+        </w:rPr>
+        <w:t>CL</w:t>
+      </w:r>
+      <w:r>
+        <w:rPr>
+          <w:rFonts w:ascii="Times New Roman" w:hAnsi="Times New Roman" w:cs="Times New Roman"/>
+          <w:sz w:val="28"/>
+          <w:szCs w:val="28"/>
+        </w:rPr>
+        <w:t xml:space="preserve"> = 13</w:t>
+      </w:r>
+    </w:p>
+    <w:p>
+      <w:pPr>
+        <w:pStyle w:val="HTML"/>
+        <w:rPr>
+          <w:rFonts w:ascii="Times New Roman" w:hAnsi="Times New Roman" w:cs="Times New Roman"/>
+          <w:sz w:val="28"/>
+          <w:szCs w:val="28"/>
+        </w:rPr>
+      </w:pPr>
+      <w:r>
+        <w:rPr>
+          <w:rFonts w:ascii="Times New Roman" w:hAnsi="Times New Roman" w:cs="Times New Roman"/>
+          <w:sz w:val="28"/>
+          <w:szCs w:val="28"/>
+        </w:rPr>
+        <w:t xml:space="preserve">Относительная сложность программы </w:t>
+      </w:r>
+      <w:r>
+        <w:rPr>
+          <w:rFonts w:ascii="Times New Roman" w:hAnsi="Times New Roman" w:cs="Times New Roman"/>
+          <w:sz w:val="28"/>
+          <w:szCs w:val="28"/>
+          <w:lang w:val="en-US"/>
+        </w:rPr>
+        <w:t>cl</w:t>
+      </w:r>
+      <w:r>
+        <w:rPr>
+          <w:rFonts w:ascii="Times New Roman" w:hAnsi="Times New Roman" w:cs="Times New Roman"/>
+          <w:sz w:val="28"/>
+          <w:szCs w:val="28"/>
+        </w:rPr>
+        <w:t xml:space="preserve"> = 13 / </w:t>
+      </w:r>
+      <w:r>
+        <w:rPr>
+          <w:rFonts w:ascii="Times New Roman" w:hAnsi="Times New Roman" w:cs="Times New Roman"/>
+          <w:sz w:val="28"/>
+          <w:szCs w:val="28"/>
+        </w:rPr>
+        <w:t>41</w:t>
+      </w:r>
+      <w:r>
+        <w:rPr>
+          <w:rFonts w:ascii="Times New Roman" w:hAnsi="Times New Roman" w:cs="Times New Roman"/>
+          <w:sz w:val="28"/>
+          <w:szCs w:val="28"/>
+        </w:rPr>
+        <w:t xml:space="preserve">= </w:t>
+      </w:r>
+      <w:r>
+        <w:rPr>
+          <w:rFonts w:ascii="Times New Roman" w:hAnsi="Times New Roman" w:cs="Times New Roman"/>
+          <w:sz w:val="28"/>
+          <w:szCs w:val="28"/>
+        </w:rPr>
+        <w:t>0.</w:t>
+      </w:r>
+      <w:r>
+        <w:rPr>
+          <w:rFonts w:ascii="Times New Roman" w:hAnsi="Times New Roman" w:cs="Times New Roman"/>
+          <w:sz w:val="28"/>
+          <w:szCs w:val="28"/>
+        </w:rPr>
+        <w:t>31707</w:t>
+      </w:r>
+    </w:p>
+    <w:p>
+      <w:pPr>
+        <w:pStyle w:val="HTML"/>
+        <w:rPr>
+          <w:rFonts w:ascii="Times New Roman" w:hAnsi="Times New Roman" w:cs="Times New Roman"/>
+          <w:sz w:val="28"/>
+          <w:szCs w:val="28"/>
+        </w:rPr>
+      </w:pPr>
+      <w:r>
+        <w:rPr>
+          <w:rFonts w:ascii="Times New Roman" w:hAnsi="Times New Roman" w:cs="Times New Roman"/>
+          <w:sz w:val="28"/>
+          <w:szCs w:val="28"/>
+        </w:rPr>
+        <w:t xml:space="preserve">Максимальный уровень вложенности условного оператора </w:t>
+      </w:r>
+      <w:r>
+        <w:rPr>
+          <w:rFonts w:ascii="Times New Roman" w:hAnsi="Times New Roman" w:cs="Times New Roman"/>
+          <w:sz w:val="28"/>
+          <w:szCs w:val="28"/>
+          <w:lang w:val="en-US"/>
+        </w:rPr>
+        <w:t>CLI</w:t>
+      </w:r>
+      <w:r>
+        <w:rPr>
+          <w:rFonts w:ascii="Times New Roman" w:hAnsi="Times New Roman" w:cs="Times New Roman"/>
+          <w:sz w:val="28"/>
+          <w:szCs w:val="28"/>
+        </w:rPr>
+        <w:t xml:space="preserve"> = </w:t>
+      </w:r>
+      <w:r>
+        <w:rPr>
+          <w:rFonts w:ascii="Times New Roman" w:hAnsi="Times New Roman" w:cs="Times New Roman"/>
+          <w:sz w:val="28"/>
+          <w:szCs w:val="28"/>
+        </w:rPr>
+        <w:t>5</w:t>
+      </w:r>
+    </w:p>
+    <w:p>
+      <w:pPr>
+        <w:pStyle w:val="HTML"/>
+        <w:rPr>
+          <w:rFonts w:ascii="Times New Roman" w:hAnsi="Times New Roman" w:cs="Times New Roman"/>
+          <w:sz w:val="28"/>
+          <w:szCs w:val="28"/>
+        </w:rPr>
+      </w:pPr>
+    </w:p>
+    <w:p>
+      <w:pPr>
+        <w:rPr>
+          <w:b/>
+          <w:bCs/>
+          <w:sz w:val="28"/>
+          <w:szCs w:val="28"/>
+          <w:lang w:val="ru-RU" w:eastAsia="ru-RU"/>
+        </w:rPr>
+      </w:pPr>
+      <w:proofErr w:type="spellStart"/>
+      <w:r>
+        <w:rPr>
+          <w:b/>
+          <w:bCs/>
+          <w:sz w:val="28"/>
+          <w:szCs w:val="28"/>
+        </w:rPr>
+        <w:lastRenderedPageBreak/>
+        <w:t>Скриншоты</w:t>
+      </w:r>
+      <w:proofErr w:type="spellEnd"/>
+      <w:r>
+        <w:rPr>
+          <w:b/>
+          <w:bCs/>
+          <w:sz w:val="28"/>
+          <w:szCs w:val="28"/>
+        </w:rPr>
+        <w:t xml:space="preserve"> </w:t>
+      </w:r>
+      <w:proofErr w:type="spellStart"/>
+      <w:r>
+        <w:rPr>
+          <w:b/>
+          <w:bCs/>
+          <w:sz w:val="28"/>
+          <w:szCs w:val="28"/>
+        </w:rPr>
+        <w:t>работы</w:t>
+      </w:r>
+      <w:proofErr w:type="spellEnd"/>
+      <w:r>
+        <w:rPr>
+          <w:b/>
+          <w:bCs/>
+          <w:sz w:val="28"/>
+          <w:szCs w:val="28"/>
+        </w:rPr>
+        <w:t xml:space="preserve"> </w:t>
+      </w:r>
+      <w:proofErr w:type="spellStart"/>
+      <w:r>
+        <w:rPr>
+          <w:b/>
+          <w:bCs/>
+          <w:sz w:val="28"/>
+          <w:szCs w:val="28"/>
+        </w:rPr>
+        <w:t>программы</w:t>
+      </w:r>
+      <w:proofErr w:type="spellEnd"/>
+      <w:r>
+        <w:rPr>
+          <w:b/>
+          <w:bCs/>
+          <w:sz w:val="28"/>
+          <w:szCs w:val="28"/>
+        </w:rPr>
+        <w:t>:</w:t>
+      </w:r>
+      <w:r>
+        <w:t xml:space="preserve"> </w:t>
+      </w:r>
       <w:r>
         <w:drawing>
-          <wp:inline distT="0" distB="0" distL="0" distR="0" wp14:anchorId="0509FE5C" wp14:editId="381AC4A3">
-            <wp:extent cx="4500880" cy="4119794"/>
+          <wp:inline distT="0" distB="0" distL="0" distR="0" wp14:anchorId="3D6559CB" wp14:editId="50CBFC91">
+            <wp:extent cx="5257800" cy="3646847"/>
             <wp:effectExtent l="0" t="0" r="0" b="0"/>
-            <wp:docPr id="798982591" name="Рисунок 1"/>
+            <wp:docPr id="679315735" name="Рисунок 1"/>
             <wp:cNvGraphicFramePr>
               <a:graphicFrameLocks xmlns:a="http://schemas.openxmlformats.org/drawingml/2006/main" noChangeAspect="1"/>
             </wp:cNvGraphicFramePr>
@@ -2080,7 +2106,7 @@
               <a:graphicData uri="http://schemas.openxmlformats.org/drawingml/2006/picture">
                 <pic:pic xmlns:pic="http://schemas.openxmlformats.org/drawingml/2006/picture">
                   <pic:nvPicPr>
-                    <pic:cNvPr id="798982591" name=""/>
+                    <pic:cNvPr id="679315735" name=""/>
                     <pic:cNvPicPr/>
                   </pic:nvPicPr>
                   <pic:blipFill>
@@ -2092,7 +2118,7 @@
                   <pic:spPr>
                     <a:xfrm>
                       <a:off x="0" y="0"/>
-                      <a:ext cx="4583104" cy="4195056"/>
+                      <a:ext cx="5274416" cy="3658372"/>
                     </a:xfrm>
                     <a:prstGeom prst="rect">
                       <a:avLst/>
@@ -2104,25 +2130,18 @@
           </wp:inline>
         </w:drawing>
       </w:r>
-    </w:p>
-    <w:p>
-      <w:pPr>
-        <w:pStyle w:val="ad"/>
+      <w:r>
         <w:rPr>
           <w:noProof/>
-          <w:lang w:val="en-US"/>
-        </w:rPr>
-      </w:pPr>
-      <w:r>
-        <w:rPr>
-          <w:noProof/>
-        </w:rPr>
-        <w:lastRenderedPageBreak/>
+        </w:rPr>
+        <w:t xml:space="preserve"> </w:t>
+      </w:r>
+      <w:r>
         <w:drawing>
-          <wp:inline distT="0" distB="0" distL="0" distR="0" wp14:anchorId="0C25C014" wp14:editId="5242FF7E">
-            <wp:extent cx="4497355" cy="2303007"/>
-            <wp:effectExtent l="0" t="0" r="0" b="0"/>
-            <wp:docPr id="511160559" name="Рисунок 1"/>
+          <wp:inline distT="0" distB="0" distL="0" distR="0" wp14:anchorId="5D61ABB9" wp14:editId="5892D1F1">
+            <wp:extent cx="5257800" cy="4871081"/>
+            <wp:effectExtent l="0" t="0" r="0" b="6350"/>
+            <wp:docPr id="2048399093" name="Рисунок 1"/>
             <wp:cNvGraphicFramePr>
               <a:graphicFrameLocks xmlns:a="http://schemas.openxmlformats.org/drawingml/2006/main" noChangeAspect="1"/>
             </wp:cNvGraphicFramePr>
@@ -2130,7 +2149,7 @@
               <a:graphicData uri="http://schemas.openxmlformats.org/drawingml/2006/picture">
                 <pic:pic xmlns:pic="http://schemas.openxmlformats.org/drawingml/2006/picture">
                   <pic:nvPicPr>
-                    <pic:cNvPr id="511160559" name=""/>
+                    <pic:cNvPr id="2048399093" name=""/>
                     <pic:cNvPicPr/>
                   </pic:nvPicPr>
                   <pic:blipFill>
@@ -2142,7 +2161,7 @@
                   <pic:spPr>
                     <a:xfrm>
                       <a:off x="0" y="0"/>
-                      <a:ext cx="4545250" cy="2327533"/>
+                      <a:ext cx="5276521" cy="4888425"/>
                     </a:xfrm>
                     <a:prstGeom prst="rect">
                       <a:avLst/>
@@ -2155,8 +2174,59 @@
         </w:drawing>
       </w:r>
     </w:p>
+    <w:p>
+      <w:pPr>
+        <w:pStyle w:val="ad"/>
+        <w:rPr>
+          <w:noProof/>
+          <w:lang w:val="en-US"/>
+        </w:rPr>
+      </w:pPr>
+      <w:r>
+        <w:rPr>
+          <w:noProof/>
+          <w:lang w:val="en-US"/>
+        </w:rPr>
+        <w:lastRenderedPageBreak/>
+        <w:drawing>
+          <wp:inline distT="0" distB="0" distL="0" distR="0" wp14:anchorId="51C0808A" wp14:editId="6DB33FEE">
+            <wp:extent cx="5229209" cy="2602865"/>
+            <wp:effectExtent l="0" t="0" r="3810" b="635"/>
+            <wp:docPr id="1544840418" name="Рисунок 1"/>
+            <wp:cNvGraphicFramePr>
+              <a:graphicFrameLocks xmlns:a="http://schemas.openxmlformats.org/drawingml/2006/main" noChangeAspect="1"/>
+            </wp:cNvGraphicFramePr>
+            <a:graphic xmlns:a="http://schemas.openxmlformats.org/drawingml/2006/main">
+              <a:graphicData uri="http://schemas.openxmlformats.org/drawingml/2006/picture">
+                <pic:pic xmlns:pic="http://schemas.openxmlformats.org/drawingml/2006/picture">
+                  <pic:nvPicPr>
+                    <pic:cNvPr id="1544840418" name=""/>
+                    <pic:cNvPicPr/>
+                  </pic:nvPicPr>
+                  <pic:blipFill>
+                    <a:blip r:embed="rId12"/>
+                    <a:stretch>
+                      <a:fillRect/>
+                    </a:stretch>
+                  </pic:blipFill>
+                  <pic:spPr>
+                    <a:xfrm>
+                      <a:off x="0" y="0"/>
+                      <a:ext cx="5247503" cy="2611971"/>
+                    </a:xfrm>
+                    <a:prstGeom prst="rect">
+                      <a:avLst/>
+                    </a:prstGeom>
+                  </pic:spPr>
+                </pic:pic>
+              </a:graphicData>
+            </a:graphic>
+          </wp:inline>
+        </w:drawing>
+      </w:r>
+    </w:p>
     <w:sectPr>
-      <w:footerReference w:type="default" r:id="rId12"/>
+      <w:footerReference w:type="default" r:id="rId13"/>
       <w:pgSz w:w="11906" w:h="16838"/>
       <w:pgMar w:top="1134" w:right="851" w:bottom="1531" w:left="1701" w:header="0" w:footer="0" w:gutter="0"/>
       <w:pgNumType w:start="0"/>
@@ -3904,6 +3974,7 @@
   <w:style w:type="character" w:default="1" w:styleId="a0">
     <w:name w:val="Default Paragraph Font"/>
     <w:uiPriority w:val="1"/>
+    <w:semiHidden/>
     <w:unhideWhenUsed/>
   </w:style>
   <w:style w:type="table" w:default="1" w:styleId="a1">

--- a/SPO_2.docx
+++ b/SPO_2.docx
@@ -697,6 +697,28 @@
           <w:lang w:val="ru-BY"/>
         </w:rPr>
       </w:pPr>
+    </w:p>
+    <w:p>
+      <w:pPr>
+        <w:pStyle w:val="HTML"/>
+        <w:rPr>
+          <w:rFonts w:ascii="Consolas" w:eastAsia="Liberation Serif" w:hAnsi="Consolas" w:cs="Consolas"/>
+          <w:sz w:val="28"/>
+          <w:szCs w:val="28"/>
+          <w:lang w:val="ru-BY"/>
+        </w:rPr>
+      </w:pPr>
+    </w:p>
+    <w:p>
+      <w:pPr>
+        <w:pStyle w:val="HTML"/>
+        <w:rPr>
+          <w:rFonts w:ascii="Consolas" w:eastAsia="Liberation Serif" w:hAnsi="Consolas" w:cs="Consolas"/>
+          <w:sz w:val="28"/>
+          <w:szCs w:val="28"/>
+          <w:lang w:val="ru-BY"/>
+        </w:rPr>
+      </w:pPr>
       <w:r>
         <w:rPr>
           <w:rFonts w:ascii="Consolas" w:eastAsia="Liberation Serif" w:hAnsi="Consolas" w:cs="Consolas"/>
@@ -706,922 +728,710 @@
         </w:rPr>
         <w:t>def calculate_bonus(age, purchases, weekday):</w:t>
       </w:r>
-      <w:r>
-        <w:rPr>
-          <w:rFonts w:ascii="Consolas" w:eastAsia="Liberation Serif" w:hAnsi="Consolas" w:cs="Consolas"/>
-          <w:sz w:val="28"/>
-          <w:szCs w:val="28"/>
-          <w:lang w:val="ru-BY"/>
-        </w:rPr>
-        <w:br/>
-        <w:t xml:space="preserve">    bonus = </w:t>
-      </w:r>
-      <w:r>
-        <w:rPr>
-          <w:rFonts w:ascii="Consolas" w:eastAsia="Liberation Serif" w:hAnsi="Consolas" w:cs="Consolas"/>
-          <w:i/>
-          <w:iCs/>
-          <w:sz w:val="28"/>
-          <w:szCs w:val="28"/>
-          <w:lang w:val="ru-BY"/>
-        </w:rPr>
-        <w:t>0</w:t>
-      </w:r>
-      <w:r>
-        <w:rPr>
-          <w:rFonts w:ascii="Consolas" w:eastAsia="Liberation Serif" w:hAnsi="Consolas" w:cs="Consolas"/>
-          <w:i/>
-          <w:iCs/>
-          <w:sz w:val="28"/>
-          <w:szCs w:val="28"/>
-          <w:lang w:val="ru-BY"/>
-        </w:rPr>
-        <w:br/>
-      </w:r>
-      <w:r>
-        <w:rPr>
-          <w:rFonts w:ascii="Consolas" w:eastAsia="Liberation Serif" w:hAnsi="Consolas" w:cs="Consolas"/>
-          <w:i/>
-          <w:iCs/>
-          <w:sz w:val="28"/>
-          <w:szCs w:val="28"/>
-          <w:lang w:val="ru-BY"/>
-        </w:rPr>
-        <w:br/>
-        <w:t xml:space="preserve">    </w:t>
-      </w:r>
-      <w:r>
-        <w:rPr>
-          <w:rFonts w:ascii="Consolas" w:eastAsia="Liberation Serif" w:hAnsi="Consolas" w:cs="Consolas"/>
-          <w:sz w:val="28"/>
-          <w:szCs w:val="28"/>
-          <w:lang w:val="ru-BY"/>
-        </w:rPr>
-        <w:t xml:space="preserve">if age &lt; </w:t>
-      </w:r>
-      <w:r>
-        <w:rPr>
-          <w:rFonts w:ascii="Consolas" w:eastAsia="Liberation Serif" w:hAnsi="Consolas" w:cs="Consolas"/>
-          <w:i/>
-          <w:iCs/>
-          <w:sz w:val="28"/>
-          <w:szCs w:val="28"/>
-          <w:lang w:val="ru-BY"/>
-        </w:rPr>
-        <w:t>18</w:t>
-      </w:r>
-      <w:r>
-        <w:rPr>
-          <w:rFonts w:ascii="Consolas" w:eastAsia="Liberation Serif" w:hAnsi="Consolas" w:cs="Consolas"/>
-          <w:sz w:val="28"/>
-          <w:szCs w:val="28"/>
-          <w:lang w:val="ru-BY"/>
-        </w:rPr>
-        <w:t>:</w:t>
-      </w:r>
-      <w:r>
-        <w:rPr>
-          <w:rFonts w:ascii="Consolas" w:eastAsia="Liberation Serif" w:hAnsi="Consolas" w:cs="Consolas"/>
-          <w:sz w:val="28"/>
-          <w:szCs w:val="28"/>
-          <w:lang w:val="ru-BY"/>
-        </w:rPr>
-        <w:br/>
-        <w:t xml:space="preserve">        bonus += </w:t>
-      </w:r>
-      <w:r>
-        <w:rPr>
-          <w:rFonts w:ascii="Consolas" w:eastAsia="Liberation Serif" w:hAnsi="Consolas" w:cs="Consolas"/>
-          <w:i/>
-          <w:iCs/>
-          <w:sz w:val="28"/>
-          <w:szCs w:val="28"/>
-          <w:lang w:val="ru-BY"/>
-        </w:rPr>
-        <w:t>5</w:t>
-      </w:r>
-      <w:r>
-        <w:rPr>
-          <w:rFonts w:ascii="Consolas" w:eastAsia="Liberation Serif" w:hAnsi="Consolas" w:cs="Consolas"/>
-          <w:i/>
-          <w:iCs/>
-          <w:sz w:val="28"/>
-          <w:szCs w:val="28"/>
-          <w:lang w:val="ru-BY"/>
-        </w:rPr>
-        <w:br/>
-        <w:t xml:space="preserve">    </w:t>
-      </w:r>
-      <w:r>
-        <w:rPr>
-          <w:rFonts w:ascii="Consolas" w:eastAsia="Liberation Serif" w:hAnsi="Consolas" w:cs="Consolas"/>
-          <w:sz w:val="28"/>
-          <w:szCs w:val="28"/>
-          <w:lang w:val="ru-BY"/>
-        </w:rPr>
-        <w:t xml:space="preserve">elif age &lt; </w:t>
-      </w:r>
-      <w:r>
-        <w:rPr>
-          <w:rFonts w:ascii="Consolas" w:eastAsia="Liberation Serif" w:hAnsi="Consolas" w:cs="Consolas"/>
-          <w:i/>
-          <w:iCs/>
-          <w:sz w:val="28"/>
-          <w:szCs w:val="28"/>
-          <w:lang w:val="ru-BY"/>
-        </w:rPr>
-        <w:t>30</w:t>
-      </w:r>
-      <w:r>
-        <w:rPr>
-          <w:rFonts w:ascii="Consolas" w:eastAsia="Liberation Serif" w:hAnsi="Consolas" w:cs="Consolas"/>
-          <w:sz w:val="28"/>
-          <w:szCs w:val="28"/>
-          <w:lang w:val="ru-BY"/>
-        </w:rPr>
-        <w:t>:</w:t>
-      </w:r>
-      <w:r>
-        <w:rPr>
-          <w:rFonts w:ascii="Consolas" w:eastAsia="Liberation Serif" w:hAnsi="Consolas" w:cs="Consolas"/>
-          <w:sz w:val="28"/>
-          <w:szCs w:val="28"/>
-          <w:lang w:val="ru-BY"/>
-        </w:rPr>
-        <w:br/>
-        <w:t xml:space="preserve">        bonus += </w:t>
-      </w:r>
-      <w:r>
-        <w:rPr>
-          <w:rFonts w:ascii="Consolas" w:eastAsia="Liberation Serif" w:hAnsi="Consolas" w:cs="Consolas"/>
-          <w:i/>
-          <w:iCs/>
-          <w:sz w:val="28"/>
-          <w:szCs w:val="28"/>
-          <w:lang w:val="ru-BY"/>
-        </w:rPr>
-        <w:t>3</w:t>
-      </w:r>
-      <w:r>
-        <w:rPr>
-          <w:rFonts w:ascii="Consolas" w:eastAsia="Liberation Serif" w:hAnsi="Consolas" w:cs="Consolas"/>
-          <w:i/>
-          <w:iCs/>
-          <w:sz w:val="28"/>
-          <w:szCs w:val="28"/>
-          <w:lang w:val="ru-BY"/>
-        </w:rPr>
-        <w:br/>
-        <w:t xml:space="preserve">    </w:t>
-      </w:r>
-      <w:r>
-        <w:rPr>
-          <w:rFonts w:ascii="Consolas" w:eastAsia="Liberation Serif" w:hAnsi="Consolas" w:cs="Consolas"/>
-          <w:sz w:val="28"/>
-          <w:szCs w:val="28"/>
-          <w:lang w:val="ru-BY"/>
-        </w:rPr>
-        <w:t>else:</w:t>
-      </w:r>
-      <w:r>
-        <w:rPr>
-          <w:rFonts w:ascii="Consolas" w:eastAsia="Liberation Serif" w:hAnsi="Consolas" w:cs="Consolas"/>
-          <w:sz w:val="28"/>
-          <w:szCs w:val="28"/>
-          <w:lang w:val="ru-BY"/>
-        </w:rPr>
-        <w:br/>
-        <w:t xml:space="preserve">        bonus += </w:t>
-      </w:r>
-      <w:r>
-        <w:rPr>
-          <w:rFonts w:ascii="Consolas" w:eastAsia="Liberation Serif" w:hAnsi="Consolas" w:cs="Consolas"/>
-          <w:i/>
-          <w:iCs/>
-          <w:sz w:val="28"/>
-          <w:szCs w:val="28"/>
-          <w:lang w:val="ru-BY"/>
-        </w:rPr>
-        <w:t>2</w:t>
-      </w:r>
-      <w:r>
-        <w:rPr>
-          <w:rFonts w:ascii="Consolas" w:eastAsia="Liberation Serif" w:hAnsi="Consolas" w:cs="Consolas"/>
-          <w:i/>
-          <w:iCs/>
-          <w:sz w:val="28"/>
-          <w:szCs w:val="28"/>
-          <w:lang w:val="ru-BY"/>
-        </w:rPr>
-        <w:br/>
-      </w:r>
-      <w:r>
-        <w:rPr>
-          <w:rFonts w:ascii="Consolas" w:eastAsia="Liberation Serif" w:hAnsi="Consolas" w:cs="Consolas"/>
-          <w:i/>
-          <w:iCs/>
-          <w:sz w:val="28"/>
-          <w:szCs w:val="28"/>
-          <w:lang w:val="ru-BY"/>
-        </w:rPr>
-        <w:br/>
-        <w:t xml:space="preserve">    </w:t>
-      </w:r>
-      <w:r>
-        <w:rPr>
-          <w:rFonts w:ascii="Consolas" w:eastAsia="Liberation Serif" w:hAnsi="Consolas" w:cs="Consolas"/>
-          <w:sz w:val="28"/>
-          <w:szCs w:val="28"/>
-          <w:lang w:val="ru-BY"/>
-        </w:rPr>
-        <w:t xml:space="preserve">if purchases &gt; </w:t>
-      </w:r>
-      <w:r>
-        <w:rPr>
-          <w:rFonts w:ascii="Consolas" w:eastAsia="Liberation Serif" w:hAnsi="Consolas" w:cs="Consolas"/>
-          <w:i/>
-          <w:iCs/>
-          <w:sz w:val="28"/>
-          <w:szCs w:val="28"/>
-          <w:lang w:val="ru-BY"/>
-        </w:rPr>
-        <w:t>0</w:t>
-      </w:r>
-      <w:r>
-        <w:rPr>
-          <w:rFonts w:ascii="Consolas" w:eastAsia="Liberation Serif" w:hAnsi="Consolas" w:cs="Consolas"/>
-          <w:sz w:val="28"/>
-          <w:szCs w:val="28"/>
-          <w:lang w:val="ru-BY"/>
-        </w:rPr>
-        <w:t>:</w:t>
-      </w:r>
-      <w:r>
-        <w:rPr>
-          <w:rFonts w:ascii="Consolas" w:eastAsia="Liberation Serif" w:hAnsi="Consolas" w:cs="Consolas"/>
-          <w:sz w:val="28"/>
-          <w:szCs w:val="28"/>
-          <w:lang w:val="ru-BY"/>
-        </w:rPr>
-        <w:br/>
+    </w:p>
+    <w:p>
+      <w:pPr>
+        <w:pStyle w:val="HTML"/>
+        <w:rPr>
+          <w:rFonts w:ascii="Consolas" w:eastAsia="Liberation Serif" w:hAnsi="Consolas" w:cs="Consolas"/>
+          <w:sz w:val="28"/>
+          <w:szCs w:val="28"/>
+          <w:lang w:val="ru-BY"/>
+        </w:rPr>
+      </w:pPr>
+      <w:r>
+        <w:rPr>
+          <w:rFonts w:ascii="Consolas" w:eastAsia="Liberation Serif" w:hAnsi="Consolas" w:cs="Consolas"/>
+          <w:sz w:val="28"/>
+          <w:szCs w:val="28"/>
+          <w:lang w:val="ru-BY"/>
+        </w:rPr>
+        <w:t xml:space="preserve">    bonus = 0</w:t>
+      </w:r>
+    </w:p>
+    <w:p>
+      <w:pPr>
+        <w:pStyle w:val="HTML"/>
+        <w:rPr>
+          <w:rFonts w:ascii="Consolas" w:eastAsia="Liberation Serif" w:hAnsi="Consolas" w:cs="Consolas"/>
+          <w:sz w:val="28"/>
+          <w:szCs w:val="28"/>
+          <w:lang w:val="ru-BY"/>
+        </w:rPr>
+      </w:pPr>
+    </w:p>
+    <w:p>
+      <w:pPr>
+        <w:pStyle w:val="HTML"/>
+        <w:rPr>
+          <w:rFonts w:ascii="Consolas" w:eastAsia="Liberation Serif" w:hAnsi="Consolas" w:cs="Consolas"/>
+          <w:sz w:val="28"/>
+          <w:szCs w:val="28"/>
+          <w:lang w:val="ru-BY"/>
+        </w:rPr>
+      </w:pPr>
+      <w:r>
+        <w:rPr>
+          <w:rFonts w:ascii="Consolas" w:eastAsia="Liberation Serif" w:hAnsi="Consolas" w:cs="Consolas"/>
+          <w:sz w:val="28"/>
+          <w:szCs w:val="28"/>
+          <w:lang w:val="ru-BY"/>
+        </w:rPr>
+        <w:t xml:space="preserve">    if age &lt; 18:</w:t>
+      </w:r>
+    </w:p>
+    <w:p>
+      <w:pPr>
+        <w:pStyle w:val="HTML"/>
+        <w:rPr>
+          <w:rFonts w:ascii="Consolas" w:eastAsia="Liberation Serif" w:hAnsi="Consolas" w:cs="Consolas"/>
+          <w:sz w:val="28"/>
+          <w:szCs w:val="28"/>
+          <w:lang w:val="ru-BY"/>
+        </w:rPr>
+      </w:pPr>
+      <w:r>
+        <w:rPr>
+          <w:rFonts w:ascii="Consolas" w:eastAsia="Liberation Serif" w:hAnsi="Consolas" w:cs="Consolas"/>
+          <w:sz w:val="28"/>
+          <w:szCs w:val="28"/>
+          <w:lang w:val="ru-BY"/>
+        </w:rPr>
+        <w:t xml:space="preserve">        bonus += 5</w:t>
+      </w:r>
+    </w:p>
+    <w:p>
+      <w:pPr>
+        <w:pStyle w:val="HTML"/>
+        <w:rPr>
+          <w:rFonts w:ascii="Consolas" w:eastAsia="Liberation Serif" w:hAnsi="Consolas" w:cs="Consolas"/>
+          <w:sz w:val="28"/>
+          <w:szCs w:val="28"/>
+          <w:lang w:val="ru-BY"/>
+        </w:rPr>
+      </w:pPr>
+      <w:r>
+        <w:rPr>
+          <w:rFonts w:ascii="Consolas" w:eastAsia="Liberation Serif" w:hAnsi="Consolas" w:cs="Consolas"/>
+          <w:sz w:val="28"/>
+          <w:szCs w:val="28"/>
+          <w:lang w:val="ru-BY"/>
+        </w:rPr>
+        <w:t xml:space="preserve">    elif age &lt; 30:</w:t>
+      </w:r>
+    </w:p>
+    <w:p>
+      <w:pPr>
+        <w:pStyle w:val="HTML"/>
+        <w:rPr>
+          <w:rFonts w:ascii="Consolas" w:eastAsia="Liberation Serif" w:hAnsi="Consolas" w:cs="Consolas"/>
+          <w:sz w:val="28"/>
+          <w:szCs w:val="28"/>
+          <w:lang w:val="ru-BY"/>
+        </w:rPr>
+      </w:pPr>
+      <w:r>
+        <w:rPr>
+          <w:rFonts w:ascii="Consolas" w:eastAsia="Liberation Serif" w:hAnsi="Consolas" w:cs="Consolas"/>
+          <w:sz w:val="28"/>
+          <w:szCs w:val="28"/>
+          <w:lang w:val="ru-BY"/>
+        </w:rPr>
+        <w:t xml:space="preserve">        bonus += 3</w:t>
+      </w:r>
+    </w:p>
+    <w:p>
+      <w:pPr>
+        <w:pStyle w:val="HTML"/>
+        <w:rPr>
+          <w:rFonts w:ascii="Consolas" w:eastAsia="Liberation Serif" w:hAnsi="Consolas" w:cs="Consolas"/>
+          <w:sz w:val="28"/>
+          <w:szCs w:val="28"/>
+          <w:lang w:val="ru-BY"/>
+        </w:rPr>
+      </w:pPr>
+      <w:r>
+        <w:rPr>
+          <w:rFonts w:ascii="Consolas" w:eastAsia="Liberation Serif" w:hAnsi="Consolas" w:cs="Consolas"/>
+          <w:sz w:val="28"/>
+          <w:szCs w:val="28"/>
+          <w:lang w:val="ru-BY"/>
+        </w:rPr>
+        <w:t xml:space="preserve">    else:</w:t>
+      </w:r>
+    </w:p>
+    <w:p>
+      <w:pPr>
+        <w:pStyle w:val="HTML"/>
+        <w:rPr>
+          <w:rFonts w:ascii="Consolas" w:eastAsia="Liberation Serif" w:hAnsi="Consolas" w:cs="Consolas"/>
+          <w:sz w:val="28"/>
+          <w:szCs w:val="28"/>
+          <w:lang w:val="ru-BY"/>
+        </w:rPr>
+      </w:pPr>
+      <w:r>
+        <w:rPr>
+          <w:rFonts w:ascii="Consolas" w:eastAsia="Liberation Serif" w:hAnsi="Consolas" w:cs="Consolas"/>
+          <w:sz w:val="28"/>
+          <w:szCs w:val="28"/>
+          <w:lang w:val="ru-BY"/>
+        </w:rPr>
+        <w:t xml:space="preserve">        bonus += 2</w:t>
+      </w:r>
+    </w:p>
+    <w:p>
+      <w:pPr>
+        <w:pStyle w:val="HTML"/>
+        <w:rPr>
+          <w:rFonts w:ascii="Consolas" w:eastAsia="Liberation Serif" w:hAnsi="Consolas" w:cs="Consolas"/>
+          <w:sz w:val="28"/>
+          <w:szCs w:val="28"/>
+          <w:lang w:val="ru-BY"/>
+        </w:rPr>
+      </w:pPr>
+    </w:p>
+    <w:p>
+      <w:pPr>
+        <w:pStyle w:val="HTML"/>
+        <w:rPr>
+          <w:rFonts w:ascii="Consolas" w:eastAsia="Liberation Serif" w:hAnsi="Consolas" w:cs="Consolas"/>
+          <w:sz w:val="28"/>
+          <w:szCs w:val="28"/>
+          <w:lang w:val="ru-BY"/>
+        </w:rPr>
+      </w:pPr>
+      <w:r>
+        <w:rPr>
+          <w:rFonts w:ascii="Consolas" w:eastAsia="Liberation Serif" w:hAnsi="Consolas" w:cs="Consolas"/>
+          <w:sz w:val="28"/>
+          <w:szCs w:val="28"/>
+          <w:lang w:val="ru-BY"/>
+        </w:rPr>
+        <w:t xml:space="preserve">    if purchases &gt; 0:</w:t>
+      </w:r>
+    </w:p>
+    <w:p>
+      <w:pPr>
+        <w:pStyle w:val="HTML"/>
+        <w:rPr>
+          <w:rFonts w:ascii="Consolas" w:eastAsia="Liberation Serif" w:hAnsi="Consolas" w:cs="Consolas"/>
+          <w:sz w:val="28"/>
+          <w:szCs w:val="28"/>
+          <w:lang w:val="ru-BY"/>
+        </w:rPr>
+      </w:pPr>
+      <w:r>
+        <w:rPr>
+          <w:rFonts w:ascii="Consolas" w:eastAsia="Liberation Serif" w:hAnsi="Consolas" w:cs="Consolas"/>
+          <w:sz w:val="28"/>
+          <w:szCs w:val="28"/>
+          <w:lang w:val="ru-BY"/>
+        </w:rPr>
         <w:t xml:space="preserve">        for position in range(purchases):</w:t>
       </w:r>
-      <w:r>
-        <w:rPr>
-          <w:rFonts w:ascii="Consolas" w:eastAsia="Liberation Serif" w:hAnsi="Consolas" w:cs="Consolas"/>
-          <w:sz w:val="28"/>
-          <w:szCs w:val="28"/>
-          <w:lang w:val="ru-BY"/>
-        </w:rPr>
-        <w:br/>
-        <w:t xml:space="preserve">            if position % </w:t>
-      </w:r>
-      <w:r>
-        <w:rPr>
-          <w:rFonts w:ascii="Consolas" w:eastAsia="Liberation Serif" w:hAnsi="Consolas" w:cs="Consolas"/>
-          <w:i/>
-          <w:iCs/>
-          <w:sz w:val="28"/>
-          <w:szCs w:val="28"/>
-          <w:lang w:val="ru-BY"/>
-        </w:rPr>
-        <w:t xml:space="preserve">2 </w:t>
-      </w:r>
-      <w:r>
-        <w:rPr>
-          <w:rFonts w:ascii="Consolas" w:eastAsia="Liberation Serif" w:hAnsi="Consolas" w:cs="Consolas"/>
-          <w:sz w:val="28"/>
-          <w:szCs w:val="28"/>
-          <w:lang w:val="ru-BY"/>
-        </w:rPr>
-        <w:t xml:space="preserve">== </w:t>
-      </w:r>
-      <w:r>
-        <w:rPr>
-          <w:rFonts w:ascii="Consolas" w:eastAsia="Liberation Serif" w:hAnsi="Consolas" w:cs="Consolas"/>
-          <w:i/>
-          <w:iCs/>
-          <w:sz w:val="28"/>
-          <w:szCs w:val="28"/>
-          <w:lang w:val="ru-BY"/>
-        </w:rPr>
-        <w:t>0</w:t>
-      </w:r>
-      <w:r>
-        <w:rPr>
-          <w:rFonts w:ascii="Consolas" w:eastAsia="Liberation Serif" w:hAnsi="Consolas" w:cs="Consolas"/>
-          <w:sz w:val="28"/>
-          <w:szCs w:val="28"/>
-          <w:lang w:val="ru-BY"/>
-        </w:rPr>
-        <w:t>:</w:t>
-      </w:r>
-      <w:r>
-        <w:rPr>
-          <w:rFonts w:ascii="Consolas" w:eastAsia="Liberation Serif" w:hAnsi="Consolas" w:cs="Consolas"/>
-          <w:sz w:val="28"/>
-          <w:szCs w:val="28"/>
-          <w:lang w:val="ru-BY"/>
-        </w:rPr>
-        <w:br/>
-        <w:t xml:space="preserve">                bonus += </w:t>
-      </w:r>
-      <w:r>
-        <w:rPr>
-          <w:rFonts w:ascii="Consolas" w:eastAsia="Liberation Serif" w:hAnsi="Consolas" w:cs="Consolas"/>
-          <w:i/>
-          <w:iCs/>
-          <w:sz w:val="28"/>
-          <w:szCs w:val="28"/>
-          <w:lang w:val="ru-BY"/>
-        </w:rPr>
-        <w:t>1</w:t>
-      </w:r>
-      <w:r>
-        <w:rPr>
-          <w:rFonts w:ascii="Consolas" w:eastAsia="Liberation Serif" w:hAnsi="Consolas" w:cs="Consolas"/>
-          <w:i/>
-          <w:iCs/>
-          <w:sz w:val="28"/>
-          <w:szCs w:val="28"/>
-          <w:lang w:val="ru-BY"/>
-        </w:rPr>
-        <w:br/>
-        <w:t xml:space="preserve">                </w:t>
-      </w:r>
-      <w:r>
-        <w:rPr>
-          <w:rFonts w:ascii="Consolas" w:eastAsia="Liberation Serif" w:hAnsi="Consolas" w:cs="Consolas"/>
-          <w:sz w:val="28"/>
-          <w:szCs w:val="28"/>
-          <w:lang w:val="ru-BY"/>
-        </w:rPr>
-        <w:t xml:space="preserve">if bonus &gt; </w:t>
-      </w:r>
-      <w:r>
-        <w:rPr>
-          <w:rFonts w:ascii="Consolas" w:eastAsia="Liberation Serif" w:hAnsi="Consolas" w:cs="Consolas"/>
-          <w:i/>
-          <w:iCs/>
-          <w:sz w:val="28"/>
-          <w:szCs w:val="28"/>
-          <w:lang w:val="ru-BY"/>
-        </w:rPr>
-        <w:t>10</w:t>
-      </w:r>
-      <w:r>
-        <w:rPr>
-          <w:rFonts w:ascii="Consolas" w:eastAsia="Liberation Serif" w:hAnsi="Consolas" w:cs="Consolas"/>
-          <w:sz w:val="28"/>
-          <w:szCs w:val="28"/>
-          <w:lang w:val="ru-BY"/>
-        </w:rPr>
-        <w:t>:</w:t>
-      </w:r>
-      <w:r>
-        <w:rPr>
-          <w:rFonts w:ascii="Consolas" w:eastAsia="Liberation Serif" w:hAnsi="Consolas" w:cs="Consolas"/>
-          <w:sz w:val="28"/>
-          <w:szCs w:val="28"/>
-          <w:lang w:val="ru-BY"/>
-        </w:rPr>
-        <w:br/>
-        <w:t xml:space="preserve">                    bonus -= </w:t>
-      </w:r>
-      <w:r>
-        <w:rPr>
-          <w:rFonts w:ascii="Consolas" w:eastAsia="Liberation Serif" w:hAnsi="Consolas" w:cs="Consolas"/>
-          <w:i/>
-          <w:iCs/>
-          <w:sz w:val="28"/>
-          <w:szCs w:val="28"/>
-          <w:lang w:val="ru-BY"/>
-        </w:rPr>
-        <w:t>2</w:t>
-      </w:r>
-      <w:r>
-        <w:rPr>
-          <w:rFonts w:ascii="Consolas" w:eastAsia="Liberation Serif" w:hAnsi="Consolas" w:cs="Consolas"/>
-          <w:i/>
-          <w:iCs/>
-          <w:sz w:val="28"/>
-          <w:szCs w:val="28"/>
-          <w:lang w:val="ru-BY"/>
-        </w:rPr>
-        <w:br/>
-        <w:t xml:space="preserve">                    </w:t>
-      </w:r>
-      <w:r>
-        <w:rPr>
-          <w:rFonts w:ascii="Consolas" w:eastAsia="Liberation Serif" w:hAnsi="Consolas" w:cs="Consolas"/>
-          <w:sz w:val="28"/>
-          <w:szCs w:val="28"/>
-          <w:lang w:val="ru-BY"/>
-        </w:rPr>
-        <w:t xml:space="preserve">if bonus &gt; </w:t>
-      </w:r>
-      <w:r>
-        <w:rPr>
-          <w:rFonts w:ascii="Consolas" w:eastAsia="Liberation Serif" w:hAnsi="Consolas" w:cs="Consolas"/>
-          <w:i/>
-          <w:iCs/>
-          <w:sz w:val="28"/>
-          <w:szCs w:val="28"/>
-          <w:lang w:val="ru-BY"/>
-        </w:rPr>
-        <w:t>11</w:t>
-      </w:r>
-      <w:r>
-        <w:rPr>
-          <w:rFonts w:ascii="Consolas" w:eastAsia="Liberation Serif" w:hAnsi="Consolas" w:cs="Consolas"/>
-          <w:sz w:val="28"/>
-          <w:szCs w:val="28"/>
-          <w:lang w:val="ru-BY"/>
-        </w:rPr>
-        <w:t>:</w:t>
-      </w:r>
-      <w:r>
-        <w:rPr>
-          <w:rFonts w:ascii="Consolas" w:eastAsia="Liberation Serif" w:hAnsi="Consolas" w:cs="Consolas"/>
-          <w:sz w:val="28"/>
-          <w:szCs w:val="28"/>
-          <w:lang w:val="ru-BY"/>
-        </w:rPr>
-        <w:br/>
-        <w:t xml:space="preserve">                        bonus -= </w:t>
-      </w:r>
-      <w:r>
-        <w:rPr>
-          <w:rFonts w:ascii="Consolas" w:eastAsia="Liberation Serif" w:hAnsi="Consolas" w:cs="Consolas"/>
-          <w:i/>
-          <w:iCs/>
-          <w:sz w:val="28"/>
-          <w:szCs w:val="28"/>
-          <w:lang w:val="ru-BY"/>
-        </w:rPr>
-        <w:t>2</w:t>
-      </w:r>
-      <w:r>
-        <w:rPr>
-          <w:rFonts w:ascii="Consolas" w:eastAsia="Liberation Serif" w:hAnsi="Consolas" w:cs="Consolas"/>
-          <w:i/>
-          <w:iCs/>
-          <w:sz w:val="28"/>
-          <w:szCs w:val="28"/>
-          <w:lang w:val="ru-BY"/>
-        </w:rPr>
-        <w:br/>
-        <w:t xml:space="preserve">                        </w:t>
-      </w:r>
-      <w:r>
-        <w:rPr>
-          <w:rFonts w:ascii="Consolas" w:eastAsia="Liberation Serif" w:hAnsi="Consolas" w:cs="Consolas"/>
-          <w:sz w:val="28"/>
-          <w:szCs w:val="28"/>
-          <w:lang w:val="ru-BY"/>
-        </w:rPr>
-        <w:t xml:space="preserve">if bonus &gt; </w:t>
-      </w:r>
-      <w:r>
-        <w:rPr>
-          <w:rFonts w:ascii="Consolas" w:eastAsia="Liberation Serif" w:hAnsi="Consolas" w:cs="Consolas"/>
-          <w:i/>
-          <w:iCs/>
-          <w:sz w:val="28"/>
-          <w:szCs w:val="28"/>
-          <w:lang w:val="ru-BY"/>
-        </w:rPr>
-        <w:t>12</w:t>
-      </w:r>
-      <w:r>
-        <w:rPr>
-          <w:rFonts w:ascii="Consolas" w:eastAsia="Liberation Serif" w:hAnsi="Consolas" w:cs="Consolas"/>
-          <w:sz w:val="28"/>
-          <w:szCs w:val="28"/>
-          <w:lang w:val="ru-BY"/>
-        </w:rPr>
-        <w:t>:</w:t>
-      </w:r>
-      <w:r>
-        <w:rPr>
-          <w:rFonts w:ascii="Consolas" w:eastAsia="Liberation Serif" w:hAnsi="Consolas" w:cs="Consolas"/>
-          <w:sz w:val="28"/>
-          <w:szCs w:val="28"/>
-          <w:lang w:val="ru-BY"/>
-        </w:rPr>
-        <w:br/>
-        <w:t xml:space="preserve">                            bonus -= </w:t>
-      </w:r>
-      <w:r>
-        <w:rPr>
-          <w:rFonts w:ascii="Consolas" w:eastAsia="Liberation Serif" w:hAnsi="Consolas" w:cs="Consolas"/>
-          <w:i/>
-          <w:iCs/>
-          <w:sz w:val="28"/>
-          <w:szCs w:val="28"/>
-          <w:lang w:val="ru-BY"/>
-        </w:rPr>
-        <w:t>2</w:t>
-      </w:r>
-      <w:r>
-        <w:rPr>
-          <w:rFonts w:ascii="Consolas" w:eastAsia="Liberation Serif" w:hAnsi="Consolas" w:cs="Consolas"/>
-          <w:i/>
-          <w:iCs/>
-          <w:sz w:val="28"/>
-          <w:szCs w:val="28"/>
-          <w:lang w:val="ru-BY"/>
-        </w:rPr>
-        <w:br/>
-      </w:r>
-      <w:r>
-        <w:rPr>
-          <w:rFonts w:ascii="Consolas" w:eastAsia="Liberation Serif" w:hAnsi="Consolas" w:cs="Consolas"/>
-          <w:i/>
-          <w:iCs/>
-          <w:sz w:val="28"/>
-          <w:szCs w:val="28"/>
-          <w:lang w:val="ru-BY"/>
-        </w:rPr>
-        <w:br/>
-        <w:t xml:space="preserve">        </w:t>
-      </w:r>
-      <w:r>
-        <w:rPr>
-          <w:rFonts w:ascii="Consolas" w:eastAsia="Liberation Serif" w:hAnsi="Consolas" w:cs="Consolas"/>
-          <w:sz w:val="28"/>
-          <w:szCs w:val="28"/>
-          <w:lang w:val="ru-BY"/>
-        </w:rPr>
-        <w:t xml:space="preserve">counter = </w:t>
-      </w:r>
-      <w:r>
-        <w:rPr>
-          <w:rFonts w:ascii="Consolas" w:eastAsia="Liberation Serif" w:hAnsi="Consolas" w:cs="Consolas"/>
-          <w:i/>
-          <w:iCs/>
-          <w:sz w:val="28"/>
-          <w:szCs w:val="28"/>
-          <w:lang w:val="ru-BY"/>
-        </w:rPr>
-        <w:t>0</w:t>
-      </w:r>
-      <w:r>
-        <w:rPr>
-          <w:rFonts w:ascii="Consolas" w:eastAsia="Liberation Serif" w:hAnsi="Consolas" w:cs="Consolas"/>
-          <w:i/>
-          <w:iCs/>
-          <w:sz w:val="28"/>
-          <w:szCs w:val="28"/>
-          <w:lang w:val="ru-BY"/>
-        </w:rPr>
-        <w:br/>
-        <w:t xml:space="preserve">        </w:t>
-      </w:r>
-      <w:r>
-        <w:rPr>
-          <w:rFonts w:ascii="Consolas" w:eastAsia="Liberation Serif" w:hAnsi="Consolas" w:cs="Consolas"/>
-          <w:sz w:val="28"/>
-          <w:szCs w:val="28"/>
-          <w:lang w:val="ru-BY"/>
-        </w:rPr>
-        <w:t>while counter &lt; purchases:</w:t>
-      </w:r>
-      <w:r>
-        <w:rPr>
-          <w:rFonts w:ascii="Consolas" w:eastAsia="Liberation Serif" w:hAnsi="Consolas" w:cs="Consolas"/>
-          <w:sz w:val="28"/>
-          <w:szCs w:val="28"/>
-          <w:lang w:val="ru-BY"/>
-        </w:rPr>
-        <w:br/>
-        <w:t xml:space="preserve">            if counter % </w:t>
-      </w:r>
-      <w:r>
-        <w:rPr>
-          <w:rFonts w:ascii="Consolas" w:eastAsia="Liberation Serif" w:hAnsi="Consolas" w:cs="Consolas"/>
-          <w:i/>
-          <w:iCs/>
-          <w:sz w:val="28"/>
-          <w:szCs w:val="28"/>
-          <w:lang w:val="ru-BY"/>
-        </w:rPr>
-        <w:t xml:space="preserve">3 </w:t>
-      </w:r>
-      <w:r>
-        <w:rPr>
-          <w:rFonts w:ascii="Consolas" w:eastAsia="Liberation Serif" w:hAnsi="Consolas" w:cs="Consolas"/>
-          <w:sz w:val="28"/>
-          <w:szCs w:val="28"/>
-          <w:lang w:val="ru-BY"/>
-        </w:rPr>
-        <w:t xml:space="preserve">== </w:t>
-      </w:r>
-      <w:r>
-        <w:rPr>
-          <w:rFonts w:ascii="Consolas" w:eastAsia="Liberation Serif" w:hAnsi="Consolas" w:cs="Consolas"/>
-          <w:i/>
-          <w:iCs/>
-          <w:sz w:val="28"/>
-          <w:szCs w:val="28"/>
-          <w:lang w:val="ru-BY"/>
-        </w:rPr>
-        <w:t>0</w:t>
-      </w:r>
-      <w:r>
-        <w:rPr>
-          <w:rFonts w:ascii="Consolas" w:eastAsia="Liberation Serif" w:hAnsi="Consolas" w:cs="Consolas"/>
-          <w:sz w:val="28"/>
-          <w:szCs w:val="28"/>
-          <w:lang w:val="ru-BY"/>
-        </w:rPr>
-        <w:t>:</w:t>
-      </w:r>
-      <w:r>
-        <w:rPr>
-          <w:rFonts w:ascii="Consolas" w:eastAsia="Liberation Serif" w:hAnsi="Consolas" w:cs="Consolas"/>
-          <w:sz w:val="28"/>
-          <w:szCs w:val="28"/>
-          <w:lang w:val="ru-BY"/>
-        </w:rPr>
-        <w:br/>
-        <w:t xml:space="preserve">                bonus += </w:t>
-      </w:r>
-      <w:r>
-        <w:rPr>
-          <w:rFonts w:ascii="Consolas" w:eastAsia="Liberation Serif" w:hAnsi="Consolas" w:cs="Consolas"/>
-          <w:i/>
-          <w:iCs/>
-          <w:sz w:val="28"/>
-          <w:szCs w:val="28"/>
-          <w:lang w:val="ru-BY"/>
-        </w:rPr>
-        <w:t>1</w:t>
-      </w:r>
-      <w:r>
-        <w:rPr>
-          <w:rFonts w:ascii="Consolas" w:eastAsia="Liberation Serif" w:hAnsi="Consolas" w:cs="Consolas"/>
-          <w:i/>
-          <w:iCs/>
-          <w:sz w:val="28"/>
-          <w:szCs w:val="28"/>
-          <w:lang w:val="ru-BY"/>
-        </w:rPr>
-        <w:br/>
-        <w:t xml:space="preserve">            </w:t>
-      </w:r>
-      <w:r>
-        <w:rPr>
-          <w:rFonts w:ascii="Consolas" w:eastAsia="Liberation Serif" w:hAnsi="Consolas" w:cs="Consolas"/>
-          <w:sz w:val="28"/>
-          <w:szCs w:val="28"/>
-          <w:lang w:val="ru-BY"/>
-        </w:rPr>
-        <w:t xml:space="preserve">counter += </w:t>
-      </w:r>
-      <w:r>
-        <w:rPr>
-          <w:rFonts w:ascii="Consolas" w:eastAsia="Liberation Serif" w:hAnsi="Consolas" w:cs="Consolas"/>
-          <w:i/>
-          <w:iCs/>
-          <w:sz w:val="28"/>
-          <w:szCs w:val="28"/>
-          <w:lang w:val="ru-BY"/>
-        </w:rPr>
-        <w:t>1</w:t>
-      </w:r>
-      <w:r>
-        <w:rPr>
-          <w:rFonts w:ascii="Consolas" w:eastAsia="Liberation Serif" w:hAnsi="Consolas" w:cs="Consolas"/>
-          <w:i/>
-          <w:iCs/>
-          <w:sz w:val="28"/>
-          <w:szCs w:val="28"/>
-          <w:lang w:val="ru-BY"/>
-        </w:rPr>
-        <w:br/>
-      </w:r>
-      <w:r>
-        <w:rPr>
-          <w:rFonts w:ascii="Consolas" w:eastAsia="Liberation Serif" w:hAnsi="Consolas" w:cs="Consolas"/>
-          <w:i/>
-          <w:iCs/>
-          <w:sz w:val="28"/>
-          <w:szCs w:val="28"/>
-          <w:lang w:val="ru-BY"/>
-        </w:rPr>
-        <w:br/>
-        <w:t xml:space="preserve">    </w:t>
-      </w:r>
-      <w:r>
-        <w:rPr>
-          <w:rFonts w:ascii="Consolas" w:eastAsia="Liberation Serif" w:hAnsi="Consolas" w:cs="Consolas"/>
-          <w:sz w:val="28"/>
-          <w:szCs w:val="28"/>
-          <w:lang w:val="ru-BY"/>
-        </w:rPr>
-        <w:t>match weekday:</w:t>
-      </w:r>
-      <w:r>
-        <w:rPr>
-          <w:rFonts w:ascii="Consolas" w:eastAsia="Liberation Serif" w:hAnsi="Consolas" w:cs="Consolas"/>
-          <w:sz w:val="28"/>
-          <w:szCs w:val="28"/>
-          <w:lang w:val="ru-BY"/>
-        </w:rPr>
-        <w:br/>
-        <w:t xml:space="preserve">        case "monday":</w:t>
-      </w:r>
-      <w:r>
-        <w:rPr>
-          <w:rFonts w:ascii="Consolas" w:eastAsia="Liberation Serif" w:hAnsi="Consolas" w:cs="Consolas"/>
-          <w:sz w:val="28"/>
-          <w:szCs w:val="28"/>
-          <w:lang w:val="ru-BY"/>
-        </w:rPr>
-        <w:br/>
-        <w:t xml:space="preserve">            bonus += </w:t>
-      </w:r>
-      <w:r>
-        <w:rPr>
-          <w:rFonts w:ascii="Consolas" w:eastAsia="Liberation Serif" w:hAnsi="Consolas" w:cs="Consolas"/>
-          <w:i/>
-          <w:iCs/>
-          <w:sz w:val="28"/>
-          <w:szCs w:val="28"/>
-          <w:lang w:val="ru-BY"/>
-        </w:rPr>
-        <w:t>3</w:t>
-      </w:r>
-      <w:r>
-        <w:rPr>
-          <w:rFonts w:ascii="Consolas" w:eastAsia="Liberation Serif" w:hAnsi="Consolas" w:cs="Consolas"/>
-          <w:i/>
-          <w:iCs/>
-          <w:sz w:val="28"/>
-          <w:szCs w:val="28"/>
-          <w:lang w:val="ru-BY"/>
-        </w:rPr>
-        <w:br/>
-        <w:t xml:space="preserve">        </w:t>
-      </w:r>
-      <w:r>
-        <w:rPr>
-          <w:rFonts w:ascii="Consolas" w:eastAsia="Liberation Serif" w:hAnsi="Consolas" w:cs="Consolas"/>
-          <w:sz w:val="28"/>
-          <w:szCs w:val="28"/>
-          <w:lang w:val="ru-BY"/>
-        </w:rPr>
-        <w:t>case "tuesday":</w:t>
-      </w:r>
-      <w:r>
-        <w:rPr>
-          <w:rFonts w:ascii="Consolas" w:eastAsia="Liberation Serif" w:hAnsi="Consolas" w:cs="Consolas"/>
-          <w:sz w:val="28"/>
-          <w:szCs w:val="28"/>
-          <w:lang w:val="ru-BY"/>
-        </w:rPr>
-        <w:br/>
-        <w:t xml:space="preserve">            bonus += </w:t>
-      </w:r>
-      <w:r>
-        <w:rPr>
-          <w:rFonts w:ascii="Consolas" w:eastAsia="Liberation Serif" w:hAnsi="Consolas" w:cs="Consolas"/>
-          <w:i/>
-          <w:iCs/>
-          <w:sz w:val="28"/>
-          <w:szCs w:val="28"/>
-          <w:lang w:val="ru-BY"/>
-        </w:rPr>
-        <w:t>2</w:t>
-      </w:r>
-      <w:r>
-        <w:rPr>
-          <w:rFonts w:ascii="Consolas" w:eastAsia="Liberation Serif" w:hAnsi="Consolas" w:cs="Consolas"/>
-          <w:i/>
-          <w:iCs/>
-          <w:sz w:val="28"/>
-          <w:szCs w:val="28"/>
-          <w:lang w:val="ru-BY"/>
-        </w:rPr>
-        <w:br/>
-        <w:t xml:space="preserve">        </w:t>
-      </w:r>
-      <w:r>
-        <w:rPr>
-          <w:rFonts w:ascii="Consolas" w:eastAsia="Liberation Serif" w:hAnsi="Consolas" w:cs="Consolas"/>
-          <w:sz w:val="28"/>
-          <w:szCs w:val="28"/>
-          <w:lang w:val="ru-BY"/>
-        </w:rPr>
-        <w:t>case "wednesday":</w:t>
-      </w:r>
-      <w:r>
-        <w:rPr>
-          <w:rFonts w:ascii="Consolas" w:eastAsia="Liberation Serif" w:hAnsi="Consolas" w:cs="Consolas"/>
-          <w:sz w:val="28"/>
-          <w:szCs w:val="28"/>
-          <w:lang w:val="ru-BY"/>
-        </w:rPr>
-        <w:br/>
-        <w:t xml:space="preserve">            bonus += </w:t>
-      </w:r>
-      <w:r>
-        <w:rPr>
-          <w:rFonts w:ascii="Consolas" w:eastAsia="Liberation Serif" w:hAnsi="Consolas" w:cs="Consolas"/>
-          <w:i/>
-          <w:iCs/>
-          <w:sz w:val="28"/>
-          <w:szCs w:val="28"/>
-          <w:lang w:val="ru-BY"/>
-        </w:rPr>
-        <w:t>4</w:t>
-      </w:r>
-      <w:r>
-        <w:rPr>
-          <w:rFonts w:ascii="Consolas" w:eastAsia="Liberation Serif" w:hAnsi="Consolas" w:cs="Consolas"/>
-          <w:i/>
-          <w:iCs/>
-          <w:sz w:val="28"/>
-          <w:szCs w:val="28"/>
-          <w:lang w:val="ru-BY"/>
-        </w:rPr>
-        <w:br/>
-        <w:t xml:space="preserve">        </w:t>
-      </w:r>
-      <w:r>
-        <w:rPr>
-          <w:rFonts w:ascii="Consolas" w:eastAsia="Liberation Serif" w:hAnsi="Consolas" w:cs="Consolas"/>
-          <w:sz w:val="28"/>
-          <w:szCs w:val="28"/>
-          <w:lang w:val="ru-BY"/>
-        </w:rPr>
-        <w:t>case _:</w:t>
-      </w:r>
-      <w:r>
-        <w:rPr>
-          <w:rFonts w:ascii="Consolas" w:eastAsia="Liberation Serif" w:hAnsi="Consolas" w:cs="Consolas"/>
-          <w:sz w:val="28"/>
-          <w:szCs w:val="28"/>
-          <w:lang w:val="ru-BY"/>
-        </w:rPr>
-        <w:br/>
-        <w:t xml:space="preserve">            bonus += </w:t>
-      </w:r>
-      <w:r>
-        <w:rPr>
-          <w:rFonts w:ascii="Consolas" w:eastAsia="Liberation Serif" w:hAnsi="Consolas" w:cs="Consolas"/>
-          <w:i/>
-          <w:iCs/>
-          <w:sz w:val="28"/>
-          <w:szCs w:val="28"/>
-          <w:lang w:val="ru-BY"/>
-        </w:rPr>
-        <w:t>1</w:t>
-      </w:r>
-      <w:r>
-        <w:rPr>
-          <w:rFonts w:ascii="Consolas" w:eastAsia="Liberation Serif" w:hAnsi="Consolas" w:cs="Consolas"/>
-          <w:i/>
-          <w:iCs/>
-          <w:sz w:val="28"/>
-          <w:szCs w:val="28"/>
-          <w:lang w:val="ru-BY"/>
-        </w:rPr>
-        <w:br/>
-      </w:r>
-      <w:r>
-        <w:rPr>
-          <w:rFonts w:ascii="Consolas" w:eastAsia="Liberation Serif" w:hAnsi="Consolas" w:cs="Consolas"/>
-          <w:i/>
-          <w:iCs/>
-          <w:sz w:val="28"/>
-          <w:szCs w:val="28"/>
-          <w:lang w:val="ru-BY"/>
-        </w:rPr>
-        <w:br/>
-        <w:t xml:space="preserve">    </w:t>
-      </w:r>
-      <w:r>
-        <w:rPr>
-          <w:rFonts w:ascii="Consolas" w:eastAsia="Liberation Serif" w:hAnsi="Consolas" w:cs="Consolas"/>
-          <w:sz w:val="28"/>
-          <w:szCs w:val="28"/>
-          <w:lang w:val="ru-BY"/>
-        </w:rPr>
-        <w:t>return bonus</w:t>
-      </w:r>
-    </w:p>
-    <w:p>
-      <w:pPr>
-        <w:pStyle w:val="HTML"/>
-        <w:rPr>
-          <w:rFonts w:ascii="Consolas" w:eastAsia="Liberation Serif" w:hAnsi="Consolas" w:cs="Consolas"/>
-          <w:sz w:val="28"/>
-          <w:szCs w:val="28"/>
-          <w:lang w:val="ru-BY"/>
-        </w:rPr>
-      </w:pPr>
+    </w:p>
+    <w:p>
+      <w:pPr>
+        <w:pStyle w:val="HTML"/>
+        <w:rPr>
+          <w:rFonts w:ascii="Consolas" w:eastAsia="Liberation Serif" w:hAnsi="Consolas" w:cs="Consolas"/>
+          <w:sz w:val="28"/>
+          <w:szCs w:val="28"/>
+          <w:lang w:val="ru-BY"/>
+        </w:rPr>
+      </w:pPr>
+      <w:r>
+        <w:rPr>
+          <w:rFonts w:ascii="Consolas" w:eastAsia="Liberation Serif" w:hAnsi="Consolas" w:cs="Consolas"/>
+          <w:sz w:val="28"/>
+          <w:szCs w:val="28"/>
+          <w:lang w:val="ru-BY"/>
+        </w:rPr>
+        <w:t xml:space="preserve">            if position % 2 == 0:</w:t>
+      </w:r>
+    </w:p>
+    <w:p>
+      <w:pPr>
+        <w:pStyle w:val="HTML"/>
+        <w:rPr>
+          <w:rFonts w:ascii="Consolas" w:eastAsia="Liberation Serif" w:hAnsi="Consolas" w:cs="Consolas"/>
+          <w:sz w:val="28"/>
+          <w:szCs w:val="28"/>
+          <w:lang w:val="ru-BY"/>
+        </w:rPr>
+      </w:pPr>
+      <w:r>
+        <w:rPr>
+          <w:rFonts w:ascii="Consolas" w:eastAsia="Liberation Serif" w:hAnsi="Consolas" w:cs="Consolas"/>
+          <w:sz w:val="28"/>
+          <w:szCs w:val="28"/>
+          <w:lang w:val="ru-BY"/>
+        </w:rPr>
+        <w:t xml:space="preserve">                bonus += 1</w:t>
+      </w:r>
+    </w:p>
+    <w:p>
+      <w:pPr>
+        <w:pStyle w:val="HTML"/>
+        <w:rPr>
+          <w:rFonts w:ascii="Consolas" w:eastAsia="Liberation Serif" w:hAnsi="Consolas" w:cs="Consolas"/>
+          <w:sz w:val="28"/>
+          <w:szCs w:val="28"/>
+          <w:lang w:val="ru-BY"/>
+        </w:rPr>
+      </w:pPr>
+      <w:r>
+        <w:rPr>
+          <w:rFonts w:ascii="Consolas" w:eastAsia="Liberation Serif" w:hAnsi="Consolas" w:cs="Consolas"/>
+          <w:sz w:val="28"/>
+          <w:szCs w:val="28"/>
+          <w:lang w:val="ru-BY"/>
+        </w:rPr>
+        <w:t xml:space="preserve">                if bonus &gt; 10:</w:t>
+      </w:r>
+    </w:p>
+    <w:p>
+      <w:pPr>
+        <w:pStyle w:val="HTML"/>
+        <w:rPr>
+          <w:rFonts w:ascii="Consolas" w:eastAsia="Liberation Serif" w:hAnsi="Consolas" w:cs="Consolas"/>
+          <w:sz w:val="28"/>
+          <w:szCs w:val="28"/>
+          <w:lang w:val="ru-BY"/>
+        </w:rPr>
+      </w:pPr>
+      <w:r>
+        <w:rPr>
+          <w:rFonts w:ascii="Consolas" w:eastAsia="Liberation Serif" w:hAnsi="Consolas" w:cs="Consolas"/>
+          <w:sz w:val="28"/>
+          <w:szCs w:val="28"/>
+          <w:lang w:val="ru-BY"/>
+        </w:rPr>
+        <w:t xml:space="preserve">                    bonus -= 2</w:t>
+      </w:r>
+    </w:p>
+    <w:p>
+      <w:pPr>
+        <w:pStyle w:val="HTML"/>
+        <w:rPr>
+          <w:rFonts w:ascii="Consolas" w:eastAsia="Liberation Serif" w:hAnsi="Consolas" w:cs="Consolas"/>
+          <w:sz w:val="28"/>
+          <w:szCs w:val="28"/>
+          <w:lang w:val="ru-BY"/>
+        </w:rPr>
+      </w:pPr>
+      <w:r>
+        <w:rPr>
+          <w:rFonts w:ascii="Consolas" w:eastAsia="Liberation Serif" w:hAnsi="Consolas" w:cs="Consolas"/>
+          <w:sz w:val="28"/>
+          <w:szCs w:val="28"/>
+          <w:lang w:val="ru-BY"/>
+        </w:rPr>
+        <w:t xml:space="preserve">                    if bonus &gt; 11:</w:t>
+      </w:r>
+    </w:p>
+    <w:p>
+      <w:pPr>
+        <w:pStyle w:val="HTML"/>
+        <w:rPr>
+          <w:rFonts w:ascii="Consolas" w:eastAsia="Liberation Serif" w:hAnsi="Consolas" w:cs="Consolas"/>
+          <w:sz w:val="28"/>
+          <w:szCs w:val="28"/>
+          <w:lang w:val="ru-BY"/>
+        </w:rPr>
+      </w:pPr>
+      <w:r>
+        <w:rPr>
+          <w:rFonts w:ascii="Consolas" w:eastAsia="Liberation Serif" w:hAnsi="Consolas" w:cs="Consolas"/>
+          <w:sz w:val="28"/>
+          <w:szCs w:val="28"/>
+          <w:lang w:val="ru-BY"/>
+        </w:rPr>
+        <w:t xml:space="preserve">                        bonus -= 2</w:t>
+      </w:r>
+    </w:p>
+    <w:p>
+      <w:pPr>
+        <w:pStyle w:val="HTML"/>
+        <w:rPr>
+          <w:rFonts w:ascii="Consolas" w:eastAsia="Liberation Serif" w:hAnsi="Consolas" w:cs="Consolas"/>
+          <w:sz w:val="28"/>
+          <w:szCs w:val="28"/>
+          <w:lang w:val="ru-BY"/>
+        </w:rPr>
+      </w:pPr>
+      <w:r>
+        <w:rPr>
+          <w:rFonts w:ascii="Consolas" w:eastAsia="Liberation Serif" w:hAnsi="Consolas" w:cs="Consolas"/>
+          <w:sz w:val="28"/>
+          <w:szCs w:val="28"/>
+          <w:lang w:val="ru-BY"/>
+        </w:rPr>
+        <w:t xml:space="preserve">                        if bonus &gt; 12:</w:t>
+      </w:r>
+    </w:p>
+    <w:p>
+      <w:pPr>
+        <w:pStyle w:val="HTML"/>
+        <w:rPr>
+          <w:rFonts w:ascii="Consolas" w:eastAsia="Liberation Serif" w:hAnsi="Consolas" w:cs="Consolas"/>
+          <w:sz w:val="28"/>
+          <w:szCs w:val="28"/>
+          <w:lang w:val="ru-BY"/>
+        </w:rPr>
+      </w:pPr>
+      <w:r>
+        <w:rPr>
+          <w:rFonts w:ascii="Consolas" w:eastAsia="Liberation Serif" w:hAnsi="Consolas" w:cs="Consolas"/>
+          <w:sz w:val="28"/>
+          <w:szCs w:val="28"/>
+          <w:lang w:val="ru-BY"/>
+        </w:rPr>
+        <w:t xml:space="preserve">                            bonus -= 2</w:t>
+      </w:r>
+    </w:p>
+    <w:p>
+      <w:pPr>
+        <w:pStyle w:val="HTML"/>
+        <w:rPr>
+          <w:rFonts w:ascii="Consolas" w:eastAsia="Liberation Serif" w:hAnsi="Consolas" w:cs="Consolas"/>
+          <w:sz w:val="28"/>
+          <w:szCs w:val="28"/>
+          <w:lang w:val="ru-BY"/>
+        </w:rPr>
+      </w:pPr>
+    </w:p>
+    <w:p>
+      <w:pPr>
+        <w:pStyle w:val="HTML"/>
+        <w:rPr>
+          <w:rFonts w:ascii="Consolas" w:eastAsia="Liberation Serif" w:hAnsi="Consolas" w:cs="Consolas"/>
+          <w:sz w:val="28"/>
+          <w:szCs w:val="28"/>
+          <w:lang w:val="ru-BY"/>
+        </w:rPr>
+      </w:pPr>
+      <w:r>
+        <w:rPr>
+          <w:rFonts w:ascii="Consolas" w:eastAsia="Liberation Serif" w:hAnsi="Consolas" w:cs="Consolas"/>
+          <w:sz w:val="28"/>
+          <w:szCs w:val="28"/>
+          <w:lang w:val="ru-BY"/>
+        </w:rPr>
+        <w:t xml:space="preserve">        counter = 0</w:t>
+      </w:r>
+    </w:p>
+    <w:p>
+      <w:pPr>
+        <w:pStyle w:val="HTML"/>
+        <w:rPr>
+          <w:rFonts w:ascii="Consolas" w:eastAsia="Liberation Serif" w:hAnsi="Consolas" w:cs="Consolas"/>
+          <w:sz w:val="28"/>
+          <w:szCs w:val="28"/>
+          <w:lang w:val="ru-BY"/>
+        </w:rPr>
+      </w:pPr>
+      <w:r>
+        <w:rPr>
+          <w:rFonts w:ascii="Consolas" w:eastAsia="Liberation Serif" w:hAnsi="Consolas" w:cs="Consolas"/>
+          <w:sz w:val="28"/>
+          <w:szCs w:val="28"/>
+          <w:lang w:val="ru-BY"/>
+        </w:rPr>
+        <w:t xml:space="preserve">        while counter &lt; purchases:</w:t>
+      </w:r>
+    </w:p>
+    <w:p>
+      <w:pPr>
+        <w:pStyle w:val="HTML"/>
+        <w:rPr>
+          <w:rFonts w:ascii="Consolas" w:eastAsia="Liberation Serif" w:hAnsi="Consolas" w:cs="Consolas"/>
+          <w:sz w:val="28"/>
+          <w:szCs w:val="28"/>
+          <w:lang w:val="ru-BY"/>
+        </w:rPr>
+      </w:pPr>
+      <w:r>
+        <w:rPr>
+          <w:rFonts w:ascii="Consolas" w:eastAsia="Liberation Serif" w:hAnsi="Consolas" w:cs="Consolas"/>
+          <w:sz w:val="28"/>
+          <w:szCs w:val="28"/>
+          <w:lang w:val="ru-BY"/>
+        </w:rPr>
+        <w:t xml:space="preserve">            if counter % 3 == 0:</w:t>
+      </w:r>
+    </w:p>
+    <w:p>
+      <w:pPr>
+        <w:pStyle w:val="HTML"/>
+        <w:rPr>
+          <w:rFonts w:ascii="Consolas" w:eastAsia="Liberation Serif" w:hAnsi="Consolas" w:cs="Consolas"/>
+          <w:sz w:val="28"/>
+          <w:szCs w:val="28"/>
+          <w:lang w:val="ru-BY"/>
+        </w:rPr>
+      </w:pPr>
+      <w:r>
+        <w:rPr>
+          <w:rFonts w:ascii="Consolas" w:eastAsia="Liberation Serif" w:hAnsi="Consolas" w:cs="Consolas"/>
+          <w:sz w:val="28"/>
+          <w:szCs w:val="28"/>
+          <w:lang w:val="ru-BY"/>
+        </w:rPr>
+        <w:t xml:space="preserve">                bonus += 1</w:t>
+      </w:r>
+    </w:p>
+    <w:p>
+      <w:pPr>
+        <w:pStyle w:val="HTML"/>
+        <w:rPr>
+          <w:rFonts w:ascii="Consolas" w:eastAsia="Liberation Serif" w:hAnsi="Consolas" w:cs="Consolas"/>
+          <w:sz w:val="28"/>
+          <w:szCs w:val="28"/>
+          <w:lang w:val="ru-BY"/>
+        </w:rPr>
+      </w:pPr>
+      <w:r>
+        <w:rPr>
+          <w:rFonts w:ascii="Consolas" w:eastAsia="Liberation Serif" w:hAnsi="Consolas" w:cs="Consolas"/>
+          <w:sz w:val="28"/>
+          <w:szCs w:val="28"/>
+          <w:lang w:val="ru-BY"/>
+        </w:rPr>
+        <w:t xml:space="preserve">            counter += 1</w:t>
+      </w:r>
+    </w:p>
+    <w:p>
+      <w:pPr>
+        <w:pStyle w:val="HTML"/>
+        <w:rPr>
+          <w:rFonts w:ascii="Consolas" w:eastAsia="Liberation Serif" w:hAnsi="Consolas" w:cs="Consolas"/>
+          <w:sz w:val="28"/>
+          <w:szCs w:val="28"/>
+          <w:lang w:val="ru-BY"/>
+        </w:rPr>
+      </w:pPr>
+      <w:r>
+        <w:rPr>
+          <w:rFonts w:ascii="Consolas" w:eastAsia="Liberation Serif" w:hAnsi="Consolas" w:cs="Consolas"/>
+          <w:sz w:val="28"/>
+          <w:szCs w:val="28"/>
+          <w:lang w:val="ru-BY"/>
+        </w:rPr>
+        <w:t xml:space="preserve">    for position in calculate_bonus(purchases):</w:t>
+      </w:r>
+    </w:p>
+    <w:p>
+      <w:pPr>
+        <w:pStyle w:val="HTML"/>
+        <w:rPr>
+          <w:rFonts w:ascii="Consolas" w:eastAsia="Liberation Serif" w:hAnsi="Consolas" w:cs="Consolas"/>
+          <w:sz w:val="28"/>
+          <w:szCs w:val="28"/>
+          <w:lang w:val="ru-BY"/>
+        </w:rPr>
+      </w:pPr>
+      <w:r>
+        <w:rPr>
+          <w:rFonts w:ascii="Consolas" w:eastAsia="Liberation Serif" w:hAnsi="Consolas" w:cs="Consolas"/>
+          <w:sz w:val="28"/>
+          <w:szCs w:val="28"/>
+          <w:lang w:val="ru-BY"/>
+        </w:rPr>
+        <w:t xml:space="preserve">        match weekday:</w:t>
+      </w:r>
+    </w:p>
+    <w:p>
+      <w:pPr>
+        <w:pStyle w:val="HTML"/>
+        <w:rPr>
+          <w:rFonts w:ascii="Consolas" w:eastAsia="Liberation Serif" w:hAnsi="Consolas" w:cs="Consolas"/>
+          <w:sz w:val="28"/>
+          <w:szCs w:val="28"/>
+          <w:lang w:val="ru-BY"/>
+        </w:rPr>
+      </w:pPr>
+      <w:r>
+        <w:rPr>
+          <w:rFonts w:ascii="Consolas" w:eastAsia="Liberation Serif" w:hAnsi="Consolas" w:cs="Consolas"/>
+          <w:sz w:val="28"/>
+          <w:szCs w:val="28"/>
+          <w:lang w:val="ru-BY"/>
+        </w:rPr>
+        <w:t xml:space="preserve">            case "monday":</w:t>
+      </w:r>
+    </w:p>
+    <w:p>
+      <w:pPr>
+        <w:pStyle w:val="HTML"/>
+        <w:rPr>
+          <w:rFonts w:ascii="Consolas" w:eastAsia="Liberation Serif" w:hAnsi="Consolas" w:cs="Consolas"/>
+          <w:sz w:val="28"/>
+          <w:szCs w:val="28"/>
+          <w:lang w:val="ru-BY"/>
+        </w:rPr>
+      </w:pPr>
+      <w:r>
+        <w:rPr>
+          <w:rFonts w:ascii="Consolas" w:eastAsia="Liberation Serif" w:hAnsi="Consolas" w:cs="Consolas"/>
+          <w:sz w:val="28"/>
+          <w:szCs w:val="28"/>
+          <w:lang w:val="ru-BY"/>
+        </w:rPr>
+        <w:t xml:space="preserve">                bonus += 3</w:t>
+      </w:r>
+    </w:p>
+    <w:p>
+      <w:pPr>
+        <w:pStyle w:val="HTML"/>
+        <w:rPr>
+          <w:rFonts w:ascii="Consolas" w:eastAsia="Liberation Serif" w:hAnsi="Consolas" w:cs="Consolas"/>
+          <w:sz w:val="28"/>
+          <w:szCs w:val="28"/>
+          <w:lang w:val="ru-BY"/>
+        </w:rPr>
+      </w:pPr>
+      <w:r>
+        <w:rPr>
+          <w:rFonts w:ascii="Consolas" w:eastAsia="Liberation Serif" w:hAnsi="Consolas" w:cs="Consolas"/>
+          <w:sz w:val="28"/>
+          <w:szCs w:val="28"/>
+          <w:lang w:val="ru-BY"/>
+        </w:rPr>
+        <w:t xml:space="preserve">            case "tuesday":</w:t>
+      </w:r>
+    </w:p>
+    <w:p>
+      <w:pPr>
+        <w:pStyle w:val="HTML"/>
+        <w:rPr>
+          <w:rFonts w:ascii="Consolas" w:eastAsia="Liberation Serif" w:hAnsi="Consolas" w:cs="Consolas"/>
+          <w:sz w:val="28"/>
+          <w:szCs w:val="28"/>
+          <w:lang w:val="ru-BY"/>
+        </w:rPr>
+      </w:pPr>
+      <w:r>
+        <w:rPr>
+          <w:rFonts w:ascii="Consolas" w:eastAsia="Liberation Serif" w:hAnsi="Consolas" w:cs="Consolas"/>
+          <w:sz w:val="28"/>
+          <w:szCs w:val="28"/>
+          <w:lang w:val="ru-BY"/>
+        </w:rPr>
+        <w:t xml:space="preserve">                bonus += 2</w:t>
+      </w:r>
+    </w:p>
+    <w:p>
+      <w:pPr>
+        <w:pStyle w:val="HTML"/>
+        <w:rPr>
+          <w:rFonts w:ascii="Consolas" w:eastAsia="Liberation Serif" w:hAnsi="Consolas" w:cs="Consolas"/>
+          <w:sz w:val="28"/>
+          <w:szCs w:val="28"/>
+          <w:lang w:val="ru-BY"/>
+        </w:rPr>
+      </w:pPr>
+      <w:r>
+        <w:rPr>
+          <w:rFonts w:ascii="Consolas" w:eastAsia="Liberation Serif" w:hAnsi="Consolas" w:cs="Consolas"/>
+          <w:sz w:val="28"/>
+          <w:szCs w:val="28"/>
+          <w:lang w:val="ru-BY"/>
+        </w:rPr>
+        <w:t xml:space="preserve">            case "wednesday":</w:t>
+      </w:r>
+    </w:p>
+    <w:p>
+      <w:pPr>
+        <w:pStyle w:val="HTML"/>
+        <w:rPr>
+          <w:rFonts w:ascii="Consolas" w:eastAsia="Liberation Serif" w:hAnsi="Consolas" w:cs="Consolas"/>
+          <w:sz w:val="28"/>
+          <w:szCs w:val="28"/>
+          <w:lang w:val="ru-BY"/>
+        </w:rPr>
+      </w:pPr>
+      <w:r>
+        <w:rPr>
+          <w:rFonts w:ascii="Consolas" w:eastAsia="Liberation Serif" w:hAnsi="Consolas" w:cs="Consolas"/>
+          <w:sz w:val="28"/>
+          <w:szCs w:val="28"/>
+          <w:lang w:val="ru-BY"/>
+        </w:rPr>
+        <w:t xml:space="preserve">                bonus += 4</w:t>
+      </w:r>
+    </w:p>
+    <w:p>
+      <w:pPr>
+        <w:pStyle w:val="HTML"/>
+        <w:rPr>
+          <w:rFonts w:ascii="Consolas" w:eastAsia="Liberation Serif" w:hAnsi="Consolas" w:cs="Consolas"/>
+          <w:sz w:val="28"/>
+          <w:szCs w:val="28"/>
+          <w:lang w:val="ru-BY"/>
+        </w:rPr>
+      </w:pPr>
+      <w:r>
+        <w:rPr>
+          <w:rFonts w:ascii="Consolas" w:eastAsia="Liberation Serif" w:hAnsi="Consolas" w:cs="Consolas"/>
+          <w:sz w:val="28"/>
+          <w:szCs w:val="28"/>
+          <w:lang w:val="ru-BY"/>
+        </w:rPr>
+        <w:t xml:space="preserve">            case _:</w:t>
+      </w:r>
+    </w:p>
+    <w:p>
+      <w:pPr>
+        <w:pStyle w:val="HTML"/>
+        <w:rPr>
+          <w:rFonts w:ascii="Consolas" w:eastAsia="Liberation Serif" w:hAnsi="Consolas" w:cs="Consolas"/>
+          <w:sz w:val="28"/>
+          <w:szCs w:val="28"/>
+          <w:lang w:val="ru-BY"/>
+        </w:rPr>
+      </w:pPr>
+      <w:r>
+        <w:rPr>
+          <w:rFonts w:ascii="Consolas" w:eastAsia="Liberation Serif" w:hAnsi="Consolas" w:cs="Consolas"/>
+          <w:sz w:val="28"/>
+          <w:szCs w:val="28"/>
+          <w:lang w:val="ru-BY"/>
+        </w:rPr>
+        <w:t xml:space="preserve">                bonus += 1</w:t>
+      </w:r>
+    </w:p>
+    <w:p>
+      <w:pPr>
+        <w:pStyle w:val="HTML"/>
+        <w:rPr>
+          <w:rFonts w:ascii="Consolas" w:eastAsia="Liberation Serif" w:hAnsi="Consolas" w:cs="Consolas"/>
+          <w:sz w:val="28"/>
+          <w:szCs w:val="28"/>
+          <w:lang w:val="ru-BY"/>
+        </w:rPr>
+      </w:pPr>
+    </w:p>
+    <w:p>
+      <w:pPr>
+        <w:pStyle w:val="HTML"/>
+        <w:rPr>
+          <w:rFonts w:ascii="Consolas" w:eastAsia="Liberation Serif" w:hAnsi="Consolas" w:cs="Consolas"/>
+          <w:sz w:val="28"/>
+          <w:szCs w:val="28"/>
+          <w:lang w:val="ru-BY"/>
+        </w:rPr>
+      </w:pPr>
+      <w:r>
+        <w:rPr>
+          <w:rFonts w:ascii="Consolas" w:eastAsia="Liberation Serif" w:hAnsi="Consolas" w:cs="Consolas"/>
+          <w:sz w:val="28"/>
+          <w:szCs w:val="28"/>
+          <w:lang w:val="ru-BY"/>
+        </w:rPr>
+        <w:t xml:space="preserve">    return bonus</w:t>
+      </w:r>
     </w:p>
     <w:p>
       <w:pPr>
@@ -1666,7 +1476,6 @@
           <w:szCs w:val="28"/>
           <w:lang w:val="be-BY"/>
         </w:rPr>
-        <w:lastRenderedPageBreak/>
         <w:t>Блок-схема</w:t>
       </w:r>
       <w:r>
@@ -1756,10 +1565,10 @@
         </w:rPr>
         <w:lastRenderedPageBreak/>
         <w:drawing>
-          <wp:inline distT="0" distB="0" distL="0" distR="0" wp14:anchorId="5B3332D9" wp14:editId="1421BD25">
-            <wp:extent cx="3593416" cy="5673687"/>
-            <wp:effectExtent l="0" t="0" r="1270" b="3810"/>
-            <wp:docPr id="1683494794" name="Рисунок 2"/>
+          <wp:inline distT="0" distB="0" distL="0" distR="0" wp14:anchorId="4AB729D6" wp14:editId="5EBEF40C">
+            <wp:extent cx="3740785" cy="5347970"/>
+            <wp:effectExtent l="0" t="0" r="5715" b="0"/>
+            <wp:docPr id="291366997" name="Рисунок 1"/>
             <wp:cNvGraphicFramePr>
               <a:graphicFrameLocks xmlns:a="http://schemas.openxmlformats.org/drawingml/2006/main" noChangeAspect="1"/>
             </wp:cNvGraphicFramePr>
@@ -1767,7 +1576,7 @@
               <a:graphicData uri="http://schemas.openxmlformats.org/drawingml/2006/picture">
                 <pic:pic xmlns:pic="http://schemas.openxmlformats.org/drawingml/2006/picture">
                   <pic:nvPicPr>
-                    <pic:cNvPr id="0" name="Picture 3"/>
+                    <pic:cNvPr id="0" name="Picture 1"/>
                     <pic:cNvPicPr>
                       <a:picLocks noChangeAspect="1" noChangeArrowheads="1"/>
                     </pic:cNvPicPr>
@@ -1788,7 +1597,7 @@
                   <pic:spPr bwMode="auto">
                     <a:xfrm>
                       <a:off x="0" y="0"/>
-                      <a:ext cx="3660339" cy="5779352"/>
+                      <a:ext cx="3740785" cy="5347970"/>
                     </a:xfrm>
                     <a:prstGeom prst="rect">
                       <a:avLst/>
@@ -1896,24 +1705,32 @@
           <w:sz w:val="28"/>
           <w:szCs w:val="28"/>
         </w:rPr>
-        <w:t xml:space="preserve"> = 13</w:t>
-      </w:r>
-    </w:p>
-    <w:p>
-      <w:pPr>
-        <w:pStyle w:val="HTML"/>
+        <w:t xml:space="preserve"> = 1</w:t>
+      </w:r>
+      <w:r>
         <w:rPr>
           <w:rFonts w:ascii="Times New Roman" w:hAnsi="Times New Roman" w:cs="Times New Roman"/>
           <w:sz w:val="28"/>
           <w:szCs w:val="28"/>
         </w:rPr>
-      </w:pPr>
-      <w:r>
+        <w:t>4</w:t>
+      </w:r>
+    </w:p>
+    <w:p>
+      <w:pPr>
+        <w:pStyle w:val="HTML"/>
         <w:rPr>
           <w:rFonts w:ascii="Times New Roman" w:hAnsi="Times New Roman" w:cs="Times New Roman"/>
           <w:sz w:val="28"/>
           <w:szCs w:val="28"/>
         </w:rPr>
+      </w:pPr>
+      <w:r>
+        <w:rPr>
+          <w:rFonts w:ascii="Times New Roman" w:hAnsi="Times New Roman" w:cs="Times New Roman"/>
+          <w:sz w:val="28"/>
+          <w:szCs w:val="28"/>
+        </w:rPr>
         <w:t xml:space="preserve">Относительная сложность программы </w:t>
       </w:r>
       <w:r>
@@ -1931,7 +1748,7 @@
           <w:sz w:val="28"/>
           <w:szCs w:val="28"/>
         </w:rPr>
-        <w:t xml:space="preserve"> = 13 / </w:t>
+        <w:t xml:space="preserve"> = 1</w:t>
       </w:r>
       <w:r>
         <w:rPr>
@@ -1939,7 +1756,7 @@
           <w:sz w:val="28"/>
           <w:szCs w:val="28"/>
         </w:rPr>
-        <w:t>41</w:t>
+        <w:t>4</w:t>
       </w:r>
       <w:r>
         <w:rPr>
@@ -1947,6 +1764,30 @@
           <w:sz w:val="28"/>
           <w:szCs w:val="28"/>
         </w:rPr>
+        <w:t xml:space="preserve"> / </w:t>
+      </w:r>
+      <w:r>
+        <w:rPr>
+          <w:rFonts w:ascii="Times New Roman" w:hAnsi="Times New Roman" w:cs="Times New Roman"/>
+          <w:sz w:val="28"/>
+          <w:szCs w:val="28"/>
+        </w:rPr>
+        <w:t>4</w:t>
+      </w:r>
+      <w:r>
+        <w:rPr>
+          <w:rFonts w:ascii="Times New Roman" w:hAnsi="Times New Roman" w:cs="Times New Roman"/>
+          <w:sz w:val="28"/>
+          <w:szCs w:val="28"/>
+        </w:rPr>
+        <w:t>3</w:t>
+      </w:r>
+      <w:r>
+        <w:rPr>
+          <w:rFonts w:ascii="Times New Roman" w:hAnsi="Times New Roman" w:cs="Times New Roman"/>
+          <w:sz w:val="28"/>
+          <w:szCs w:val="28"/>
+        </w:rPr>
         <w:t xml:space="preserve">= </w:t>
       </w:r>
       <w:r>
@@ -1963,7 +1804,15 @@
           <w:sz w:val="28"/>
           <w:szCs w:val="28"/>
         </w:rPr>
-        <w:t>31707</w:t>
+        <w:t>3</w:t>
+      </w:r>
+      <w:r>
+        <w:rPr>
+          <w:rFonts w:ascii="Times New Roman" w:hAnsi="Times New Roman" w:cs="Times New Roman"/>
+          <w:sz w:val="28"/>
+          <w:szCs w:val="28"/>
+        </w:rPr>
+        <w:t>256</w:t>
       </w:r>
     </w:p>
     <w:p>
@@ -2095,10 +1944,10 @@
       </w:r>
       <w:r>
         <w:drawing>
-          <wp:inline distT="0" distB="0" distL="0" distR="0" wp14:anchorId="3D6559CB" wp14:editId="50CBFC91">
-            <wp:extent cx="5257800" cy="3646847"/>
-            <wp:effectExtent l="0" t="0" r="0" b="0"/>
-            <wp:docPr id="679315735" name="Рисунок 1"/>
+          <wp:inline distT="0" distB="0" distL="0" distR="0" wp14:anchorId="640D8AAA" wp14:editId="0D741527">
+            <wp:extent cx="3810000" cy="2638570"/>
+            <wp:effectExtent l="0" t="0" r="0" b="3175"/>
+            <wp:docPr id="2080785203" name="Рисунок 1"/>
             <wp:cNvGraphicFramePr>
               <a:graphicFrameLocks xmlns:a="http://schemas.openxmlformats.org/drawingml/2006/main" noChangeAspect="1"/>
             </wp:cNvGraphicFramePr>
@@ -2106,7 +1955,7 @@
               <a:graphicData uri="http://schemas.openxmlformats.org/drawingml/2006/picture">
                 <pic:pic xmlns:pic="http://schemas.openxmlformats.org/drawingml/2006/picture">
                   <pic:nvPicPr>
-                    <pic:cNvPr id="679315735" name=""/>
+                    <pic:cNvPr id="2080785203" name=""/>
                     <pic:cNvPicPr/>
                   </pic:nvPicPr>
                   <pic:blipFill>
@@ -2118,7 +1967,7 @@
                   <pic:spPr>
                     <a:xfrm>
                       <a:off x="0" y="0"/>
-                      <a:ext cx="5274416" cy="3658372"/>
+                      <a:ext cx="3847329" cy="2664421"/>
                     </a:xfrm>
                     <a:prstGeom prst="rect">
                       <a:avLst/>
@@ -2131,17 +1980,11 @@
         </w:drawing>
       </w:r>
       <w:r>
-        <w:rPr>
-          <w:noProof/>
-        </w:rPr>
-        <w:t xml:space="preserve"> </w:t>
-      </w:r>
-      <w:r>
         <w:drawing>
-          <wp:inline distT="0" distB="0" distL="0" distR="0" wp14:anchorId="5D61ABB9" wp14:editId="5892D1F1">
-            <wp:extent cx="5257800" cy="4871081"/>
-            <wp:effectExtent l="0" t="0" r="0" b="6350"/>
-            <wp:docPr id="2048399093" name="Рисунок 1"/>
+          <wp:inline distT="0" distB="0" distL="0" distR="0" wp14:anchorId="1E9FE87E" wp14:editId="009D3211">
+            <wp:extent cx="3546763" cy="3448938"/>
+            <wp:effectExtent l="0" t="0" r="0" b="5715"/>
+            <wp:docPr id="1887279710" name="Рисунок 1" descr="Изображение выглядит как текст, снимок экрана, программное обеспечение&#10;&#10;Контент, сгенерированный ИИ, может содержать ошибки."/>
             <wp:cNvGraphicFramePr>
               <a:graphicFrameLocks xmlns:a="http://schemas.openxmlformats.org/drawingml/2006/main" noChangeAspect="1"/>
             </wp:cNvGraphicFramePr>
@@ -2149,7 +1992,7 @@
               <a:graphicData uri="http://schemas.openxmlformats.org/drawingml/2006/picture">
                 <pic:pic xmlns:pic="http://schemas.openxmlformats.org/drawingml/2006/picture">
                   <pic:nvPicPr>
-                    <pic:cNvPr id="2048399093" name=""/>
+                    <pic:cNvPr id="1887279710" name="Рисунок 1" descr="Изображение выглядит как текст, снимок экрана, программное обеспечение&#10;&#10;Контент, сгенерированный ИИ, может содержать ошибки."/>
                     <pic:cNvPicPr/>
                   </pic:nvPicPr>
                   <pic:blipFill>
@@ -2161,7 +2004,7 @@
                   <pic:spPr>
                     <a:xfrm>
                       <a:off x="0" y="0"/>
-                      <a:ext cx="5276521" cy="4888425"/>
+                      <a:ext cx="3558075" cy="3459938"/>
                     </a:xfrm>
                     <a:prstGeom prst="rect">
                       <a:avLst/>
@@ -2173,26 +2016,12 @@
           </wp:inline>
         </w:drawing>
       </w:r>
-    </w:p>
-    <w:p>
-      <w:pPr>
-        <w:pStyle w:val="ad"/>
-        <w:rPr>
-          <w:noProof/>
-          <w:lang w:val="en-US"/>
-        </w:rPr>
-      </w:pPr>
-      <w:r>
-        <w:rPr>
-          <w:noProof/>
-          <w:lang w:val="en-US"/>
-        </w:rPr>
-        <w:lastRenderedPageBreak/>
+      <w:r>
         <w:drawing>
-          <wp:inline distT="0" distB="0" distL="0" distR="0" wp14:anchorId="51C0808A" wp14:editId="6DB33FEE">
-            <wp:extent cx="5229209" cy="2602865"/>
-            <wp:effectExtent l="0" t="0" r="3810" b="635"/>
-            <wp:docPr id="1544840418" name="Рисунок 1"/>
+          <wp:inline distT="0" distB="0" distL="0" distR="0" wp14:anchorId="211F9D45" wp14:editId="4604ACC9">
+            <wp:extent cx="4530090" cy="2456826"/>
+            <wp:effectExtent l="0" t="0" r="3810" b="0"/>
+            <wp:docPr id="229671236" name="Рисунок 1" descr="Изображение выглядит как текст, снимок экрана, число&#10;&#10;Контент, сгенерированный ИИ, может содержать ошибки."/>
             <wp:cNvGraphicFramePr>
               <a:graphicFrameLocks xmlns:a="http://schemas.openxmlformats.org/drawingml/2006/main" noChangeAspect="1"/>
             </wp:cNvGraphicFramePr>
@@ -2200,7 +2029,7 @@
               <a:graphicData uri="http://schemas.openxmlformats.org/drawingml/2006/picture">
                 <pic:pic xmlns:pic="http://schemas.openxmlformats.org/drawingml/2006/picture">
                   <pic:nvPicPr>
-                    <pic:cNvPr id="1544840418" name=""/>
+                    <pic:cNvPr id="229671236" name="Рисунок 1" descr="Изображение выглядит как текст, снимок экрана, число&#10;&#10;Контент, сгенерированный ИИ, может содержать ошибки."/>
                     <pic:cNvPicPr/>
                   </pic:nvPicPr>
                   <pic:blipFill>
@@ -2212,7 +2041,7 @@
                   <pic:spPr>
                     <a:xfrm>
                       <a:off x="0" y="0"/>
-                      <a:ext cx="5247503" cy="2611971"/>
+                      <a:ext cx="4557201" cy="2471529"/>
                     </a:xfrm>
                     <a:prstGeom prst="rect">
                       <a:avLst/>
@@ -2224,6 +2053,15 @@
           </wp:inline>
         </w:drawing>
       </w:r>
+    </w:p>
+    <w:p>
+      <w:pPr>
+        <w:pStyle w:val="ad"/>
+        <w:rPr>
+          <w:noProof/>
+          <w:lang w:val="en-US"/>
+        </w:rPr>
+      </w:pPr>
     </w:p>
     <w:sectPr>
       <w:footerReference w:type="default" r:id="rId13"/>

--- a/SPO_2.docx
+++ b/SPO_2.docx
@@ -1119,47 +1119,278 @@
           <w:szCs w:val="28"/>
           <w:lang w:val="ru-BY"/>
         </w:rPr>
-        <w:t xml:space="preserve">        counter = 0</w:t>
-      </w:r>
-    </w:p>
-    <w:p>
-      <w:pPr>
-        <w:pStyle w:val="HTML"/>
-        <w:rPr>
-          <w:rFonts w:ascii="Consolas" w:eastAsia="Liberation Serif" w:hAnsi="Consolas" w:cs="Consolas"/>
-          <w:sz w:val="28"/>
-          <w:szCs w:val="28"/>
-          <w:lang w:val="ru-BY"/>
-        </w:rPr>
-      </w:pPr>
-      <w:r>
-        <w:rPr>
-          <w:rFonts w:ascii="Consolas" w:eastAsia="Liberation Serif" w:hAnsi="Consolas" w:cs="Consolas"/>
-          <w:sz w:val="28"/>
-          <w:szCs w:val="28"/>
-          <w:lang w:val="ru-BY"/>
-        </w:rPr>
-        <w:t xml:space="preserve">        while counter &lt; purchases:</w:t>
-      </w:r>
-    </w:p>
-    <w:p>
-      <w:pPr>
-        <w:pStyle w:val="HTML"/>
-        <w:rPr>
-          <w:rFonts w:ascii="Consolas" w:eastAsia="Liberation Serif" w:hAnsi="Consolas" w:cs="Consolas"/>
-          <w:sz w:val="28"/>
-          <w:szCs w:val="28"/>
-          <w:lang w:val="ru-BY"/>
-        </w:rPr>
-      </w:pPr>
-      <w:r>
-        <w:rPr>
-          <w:rFonts w:ascii="Consolas" w:eastAsia="Liberation Serif" w:hAnsi="Consolas" w:cs="Consolas"/>
-          <w:sz w:val="28"/>
-          <w:szCs w:val="28"/>
-          <w:lang w:val="ru-BY"/>
-        </w:rPr>
-        <w:t xml:space="preserve">            if counter % 3 == 0:</w:t>
+        <w:t xml:space="preserve">    counter = 0</w:t>
+      </w:r>
+    </w:p>
+    <w:p>
+      <w:pPr>
+        <w:pStyle w:val="HTML"/>
+        <w:rPr>
+          <w:rFonts w:ascii="Consolas" w:eastAsia="Liberation Serif" w:hAnsi="Consolas" w:cs="Consolas"/>
+          <w:sz w:val="28"/>
+          <w:szCs w:val="28"/>
+          <w:lang w:val="ru-BY"/>
+        </w:rPr>
+      </w:pPr>
+      <w:r>
+        <w:rPr>
+          <w:rFonts w:ascii="Consolas" w:eastAsia="Liberation Serif" w:hAnsi="Consolas" w:cs="Consolas"/>
+          <w:sz w:val="28"/>
+          <w:szCs w:val="28"/>
+          <w:lang w:val="ru-BY"/>
+        </w:rPr>
+        <w:t xml:space="preserve">    while counter &lt; purchases:</w:t>
+      </w:r>
+    </w:p>
+    <w:p>
+      <w:pPr>
+        <w:pStyle w:val="HTML"/>
+        <w:rPr>
+          <w:rFonts w:ascii="Consolas" w:eastAsia="Liberation Serif" w:hAnsi="Consolas" w:cs="Consolas"/>
+          <w:sz w:val="28"/>
+          <w:szCs w:val="28"/>
+          <w:lang w:val="ru-BY"/>
+        </w:rPr>
+      </w:pPr>
+      <w:r>
+        <w:rPr>
+          <w:rFonts w:ascii="Consolas" w:eastAsia="Liberation Serif" w:hAnsi="Consolas" w:cs="Consolas"/>
+          <w:sz w:val="28"/>
+          <w:szCs w:val="28"/>
+          <w:lang w:val="ru-BY"/>
+        </w:rPr>
+        <w:t xml:space="preserve">        if counter % 3 == 0:</w:t>
+      </w:r>
+    </w:p>
+    <w:p>
+      <w:pPr>
+        <w:pStyle w:val="HTML"/>
+        <w:rPr>
+          <w:rFonts w:ascii="Consolas" w:eastAsia="Liberation Serif" w:hAnsi="Consolas" w:cs="Consolas"/>
+          <w:sz w:val="28"/>
+          <w:szCs w:val="28"/>
+          <w:lang w:val="ru-BY"/>
+        </w:rPr>
+      </w:pPr>
+      <w:r>
+        <w:rPr>
+          <w:rFonts w:ascii="Consolas" w:eastAsia="Liberation Serif" w:hAnsi="Consolas" w:cs="Consolas"/>
+          <w:sz w:val="28"/>
+          <w:szCs w:val="28"/>
+          <w:lang w:val="ru-BY"/>
+        </w:rPr>
+        <w:t xml:space="preserve">            bonus += 1</w:t>
+      </w:r>
+    </w:p>
+    <w:p>
+      <w:pPr>
+        <w:pStyle w:val="HTML"/>
+        <w:rPr>
+          <w:rFonts w:ascii="Consolas" w:eastAsia="Liberation Serif" w:hAnsi="Consolas" w:cs="Consolas"/>
+          <w:sz w:val="28"/>
+          <w:szCs w:val="28"/>
+          <w:lang w:val="ru-BY"/>
+        </w:rPr>
+      </w:pPr>
+      <w:r>
+        <w:rPr>
+          <w:rFonts w:ascii="Consolas" w:eastAsia="Liberation Serif" w:hAnsi="Consolas" w:cs="Consolas"/>
+          <w:sz w:val="28"/>
+          <w:szCs w:val="28"/>
+          <w:lang w:val="ru-BY"/>
+        </w:rPr>
+        <w:t xml:space="preserve">        counter += 1</w:t>
+      </w:r>
+    </w:p>
+    <w:p>
+      <w:pPr>
+        <w:pStyle w:val="HTML"/>
+        <w:rPr>
+          <w:rFonts w:ascii="Consolas" w:eastAsia="Liberation Serif" w:hAnsi="Consolas" w:cs="Consolas"/>
+          <w:sz w:val="28"/>
+          <w:szCs w:val="28"/>
+          <w:lang w:val="ru-BY"/>
+        </w:rPr>
+      </w:pPr>
+    </w:p>
+    <w:p>
+      <w:pPr>
+        <w:pStyle w:val="HTML"/>
+        <w:rPr>
+          <w:rFonts w:ascii="Consolas" w:eastAsia="Liberation Serif" w:hAnsi="Consolas" w:cs="Consolas"/>
+          <w:sz w:val="28"/>
+          <w:szCs w:val="28"/>
+          <w:lang w:val="ru-BY"/>
+        </w:rPr>
+      </w:pPr>
+      <w:r>
+        <w:rPr>
+          <w:rFonts w:ascii="Consolas" w:eastAsia="Liberation Serif" w:hAnsi="Consolas" w:cs="Consolas"/>
+          <w:sz w:val="28"/>
+          <w:szCs w:val="28"/>
+          <w:lang w:val="ru-BY"/>
+        </w:rPr>
+        <w:t xml:space="preserve">    for position in calculate_bonus(purchases):</w:t>
+      </w:r>
+    </w:p>
+    <w:p>
+      <w:pPr>
+        <w:pStyle w:val="HTML"/>
+        <w:rPr>
+          <w:rFonts w:ascii="Consolas" w:eastAsia="Liberation Serif" w:hAnsi="Consolas" w:cs="Consolas"/>
+          <w:sz w:val="28"/>
+          <w:szCs w:val="28"/>
+          <w:lang w:val="ru-BY"/>
+        </w:rPr>
+      </w:pPr>
+      <w:r>
+        <w:rPr>
+          <w:rFonts w:ascii="Consolas" w:eastAsia="Liberation Serif" w:hAnsi="Consolas" w:cs="Consolas"/>
+          <w:sz w:val="28"/>
+          <w:szCs w:val="28"/>
+          <w:lang w:val="ru-BY"/>
+        </w:rPr>
+        <w:t xml:space="preserve">        match weekday:</w:t>
+      </w:r>
+    </w:p>
+    <w:p>
+      <w:pPr>
+        <w:pStyle w:val="HTML"/>
+        <w:rPr>
+          <w:rFonts w:ascii="Consolas" w:eastAsia="Liberation Serif" w:hAnsi="Consolas" w:cs="Consolas"/>
+          <w:sz w:val="28"/>
+          <w:szCs w:val="28"/>
+          <w:lang w:val="ru-BY"/>
+        </w:rPr>
+      </w:pPr>
+      <w:r>
+        <w:rPr>
+          <w:rFonts w:ascii="Consolas" w:eastAsia="Liberation Serif" w:hAnsi="Consolas" w:cs="Consolas"/>
+          <w:sz w:val="28"/>
+          <w:szCs w:val="28"/>
+          <w:lang w:val="ru-BY"/>
+        </w:rPr>
+        <w:t xml:space="preserve">            case "monday":</w:t>
+      </w:r>
+    </w:p>
+    <w:p>
+      <w:pPr>
+        <w:pStyle w:val="HTML"/>
+        <w:rPr>
+          <w:rFonts w:ascii="Consolas" w:eastAsia="Liberation Serif" w:hAnsi="Consolas" w:cs="Consolas"/>
+          <w:sz w:val="28"/>
+          <w:szCs w:val="28"/>
+          <w:lang w:val="ru-BY"/>
+        </w:rPr>
+      </w:pPr>
+      <w:r>
+        <w:rPr>
+          <w:rFonts w:ascii="Consolas" w:eastAsia="Liberation Serif" w:hAnsi="Consolas" w:cs="Consolas"/>
+          <w:sz w:val="28"/>
+          <w:szCs w:val="28"/>
+          <w:lang w:val="ru-BY"/>
+        </w:rPr>
+        <w:t xml:space="preserve">                bonus += 3</w:t>
+      </w:r>
+    </w:p>
+    <w:p>
+      <w:pPr>
+        <w:pStyle w:val="HTML"/>
+        <w:rPr>
+          <w:rFonts w:ascii="Consolas" w:eastAsia="Liberation Serif" w:hAnsi="Consolas" w:cs="Consolas"/>
+          <w:sz w:val="28"/>
+          <w:szCs w:val="28"/>
+          <w:lang w:val="ru-BY"/>
+        </w:rPr>
+      </w:pPr>
+      <w:r>
+        <w:rPr>
+          <w:rFonts w:ascii="Consolas" w:eastAsia="Liberation Serif" w:hAnsi="Consolas" w:cs="Consolas"/>
+          <w:sz w:val="28"/>
+          <w:szCs w:val="28"/>
+          <w:lang w:val="ru-BY"/>
+        </w:rPr>
+        <w:t xml:space="preserve">            case "tuesday":</w:t>
+      </w:r>
+    </w:p>
+    <w:p>
+      <w:pPr>
+        <w:pStyle w:val="HTML"/>
+        <w:rPr>
+          <w:rFonts w:ascii="Consolas" w:eastAsia="Liberation Serif" w:hAnsi="Consolas" w:cs="Consolas"/>
+          <w:sz w:val="28"/>
+          <w:szCs w:val="28"/>
+          <w:lang w:val="ru-BY"/>
+        </w:rPr>
+      </w:pPr>
+      <w:r>
+        <w:rPr>
+          <w:rFonts w:ascii="Consolas" w:eastAsia="Liberation Serif" w:hAnsi="Consolas" w:cs="Consolas"/>
+          <w:sz w:val="28"/>
+          <w:szCs w:val="28"/>
+          <w:lang w:val="ru-BY"/>
+        </w:rPr>
+        <w:t xml:space="preserve">                bonus += 2</w:t>
+      </w:r>
+    </w:p>
+    <w:p>
+      <w:pPr>
+        <w:pStyle w:val="HTML"/>
+        <w:rPr>
+          <w:rFonts w:ascii="Consolas" w:eastAsia="Liberation Serif" w:hAnsi="Consolas" w:cs="Consolas"/>
+          <w:sz w:val="28"/>
+          <w:szCs w:val="28"/>
+          <w:lang w:val="ru-BY"/>
+        </w:rPr>
+      </w:pPr>
+      <w:r>
+        <w:rPr>
+          <w:rFonts w:ascii="Consolas" w:eastAsia="Liberation Serif" w:hAnsi="Consolas" w:cs="Consolas"/>
+          <w:sz w:val="28"/>
+          <w:szCs w:val="28"/>
+          <w:lang w:val="ru-BY"/>
+        </w:rPr>
+        <w:t xml:space="preserve">            case "wednesday":</w:t>
+      </w:r>
+    </w:p>
+    <w:p>
+      <w:pPr>
+        <w:pStyle w:val="HTML"/>
+        <w:rPr>
+          <w:rFonts w:ascii="Consolas" w:eastAsia="Liberation Serif" w:hAnsi="Consolas" w:cs="Consolas"/>
+          <w:sz w:val="28"/>
+          <w:szCs w:val="28"/>
+          <w:lang w:val="ru-BY"/>
+        </w:rPr>
+      </w:pPr>
+      <w:r>
+        <w:rPr>
+          <w:rFonts w:ascii="Consolas" w:eastAsia="Liberation Serif" w:hAnsi="Consolas" w:cs="Consolas"/>
+          <w:sz w:val="28"/>
+          <w:szCs w:val="28"/>
+          <w:lang w:val="ru-BY"/>
+        </w:rPr>
+        <w:t xml:space="preserve">                bonus += 4</w:t>
+      </w:r>
+    </w:p>
+    <w:p>
+      <w:pPr>
+        <w:pStyle w:val="HTML"/>
+        <w:rPr>
+          <w:rFonts w:ascii="Consolas" w:eastAsia="Liberation Serif" w:hAnsi="Consolas" w:cs="Consolas"/>
+          <w:sz w:val="28"/>
+          <w:szCs w:val="28"/>
+          <w:lang w:val="ru-BY"/>
+        </w:rPr>
+      </w:pPr>
+      <w:r>
+        <w:rPr>
+          <w:rFonts w:ascii="Consolas" w:eastAsia="Liberation Serif" w:hAnsi="Consolas" w:cs="Consolas"/>
+          <w:sz w:val="28"/>
+          <w:szCs w:val="28"/>
+          <w:lang w:val="ru-BY"/>
+        </w:rPr>
+        <w:t xml:space="preserve">            case _:</w:t>
       </w:r>
     </w:p>
     <w:p>
@@ -1192,226 +1423,6 @@
           <w:lang w:val="ru-BY"/>
         </w:rPr>
       </w:pPr>
-      <w:r>
-        <w:rPr>
-          <w:rFonts w:ascii="Consolas" w:eastAsia="Liberation Serif" w:hAnsi="Consolas" w:cs="Consolas"/>
-          <w:sz w:val="28"/>
-          <w:szCs w:val="28"/>
-          <w:lang w:val="ru-BY"/>
-        </w:rPr>
-        <w:t xml:space="preserve">            counter += 1</w:t>
-      </w:r>
-    </w:p>
-    <w:p>
-      <w:pPr>
-        <w:pStyle w:val="HTML"/>
-        <w:rPr>
-          <w:rFonts w:ascii="Consolas" w:eastAsia="Liberation Serif" w:hAnsi="Consolas" w:cs="Consolas"/>
-          <w:sz w:val="28"/>
-          <w:szCs w:val="28"/>
-          <w:lang w:val="ru-BY"/>
-        </w:rPr>
-      </w:pPr>
-      <w:r>
-        <w:rPr>
-          <w:rFonts w:ascii="Consolas" w:eastAsia="Liberation Serif" w:hAnsi="Consolas" w:cs="Consolas"/>
-          <w:sz w:val="28"/>
-          <w:szCs w:val="28"/>
-          <w:lang w:val="ru-BY"/>
-        </w:rPr>
-        <w:t xml:space="preserve">    for position in calculate_bonus(purchases):</w:t>
-      </w:r>
-    </w:p>
-    <w:p>
-      <w:pPr>
-        <w:pStyle w:val="HTML"/>
-        <w:rPr>
-          <w:rFonts w:ascii="Consolas" w:eastAsia="Liberation Serif" w:hAnsi="Consolas" w:cs="Consolas"/>
-          <w:sz w:val="28"/>
-          <w:szCs w:val="28"/>
-          <w:lang w:val="ru-BY"/>
-        </w:rPr>
-      </w:pPr>
-      <w:r>
-        <w:rPr>
-          <w:rFonts w:ascii="Consolas" w:eastAsia="Liberation Serif" w:hAnsi="Consolas" w:cs="Consolas"/>
-          <w:sz w:val="28"/>
-          <w:szCs w:val="28"/>
-          <w:lang w:val="ru-BY"/>
-        </w:rPr>
-        <w:t xml:space="preserve">        match weekday:</w:t>
-      </w:r>
-    </w:p>
-    <w:p>
-      <w:pPr>
-        <w:pStyle w:val="HTML"/>
-        <w:rPr>
-          <w:rFonts w:ascii="Consolas" w:eastAsia="Liberation Serif" w:hAnsi="Consolas" w:cs="Consolas"/>
-          <w:sz w:val="28"/>
-          <w:szCs w:val="28"/>
-          <w:lang w:val="ru-BY"/>
-        </w:rPr>
-      </w:pPr>
-      <w:r>
-        <w:rPr>
-          <w:rFonts w:ascii="Consolas" w:eastAsia="Liberation Serif" w:hAnsi="Consolas" w:cs="Consolas"/>
-          <w:sz w:val="28"/>
-          <w:szCs w:val="28"/>
-          <w:lang w:val="ru-BY"/>
-        </w:rPr>
-        <w:t xml:space="preserve">            case "monday":</w:t>
-      </w:r>
-    </w:p>
-    <w:p>
-      <w:pPr>
-        <w:pStyle w:val="HTML"/>
-        <w:rPr>
-          <w:rFonts w:ascii="Consolas" w:eastAsia="Liberation Serif" w:hAnsi="Consolas" w:cs="Consolas"/>
-          <w:sz w:val="28"/>
-          <w:szCs w:val="28"/>
-          <w:lang w:val="ru-BY"/>
-        </w:rPr>
-      </w:pPr>
-      <w:r>
-        <w:rPr>
-          <w:rFonts w:ascii="Consolas" w:eastAsia="Liberation Serif" w:hAnsi="Consolas" w:cs="Consolas"/>
-          <w:sz w:val="28"/>
-          <w:szCs w:val="28"/>
-          <w:lang w:val="ru-BY"/>
-        </w:rPr>
-        <w:t xml:space="preserve">                bonus += 3</w:t>
-      </w:r>
-    </w:p>
-    <w:p>
-      <w:pPr>
-        <w:pStyle w:val="HTML"/>
-        <w:rPr>
-          <w:rFonts w:ascii="Consolas" w:eastAsia="Liberation Serif" w:hAnsi="Consolas" w:cs="Consolas"/>
-          <w:sz w:val="28"/>
-          <w:szCs w:val="28"/>
-          <w:lang w:val="ru-BY"/>
-        </w:rPr>
-      </w:pPr>
-      <w:r>
-        <w:rPr>
-          <w:rFonts w:ascii="Consolas" w:eastAsia="Liberation Serif" w:hAnsi="Consolas" w:cs="Consolas"/>
-          <w:sz w:val="28"/>
-          <w:szCs w:val="28"/>
-          <w:lang w:val="ru-BY"/>
-        </w:rPr>
-        <w:t xml:space="preserve">            case "tuesday":</w:t>
-      </w:r>
-    </w:p>
-    <w:p>
-      <w:pPr>
-        <w:pStyle w:val="HTML"/>
-        <w:rPr>
-          <w:rFonts w:ascii="Consolas" w:eastAsia="Liberation Serif" w:hAnsi="Consolas" w:cs="Consolas"/>
-          <w:sz w:val="28"/>
-          <w:szCs w:val="28"/>
-          <w:lang w:val="ru-BY"/>
-        </w:rPr>
-      </w:pPr>
-      <w:r>
-        <w:rPr>
-          <w:rFonts w:ascii="Consolas" w:eastAsia="Liberation Serif" w:hAnsi="Consolas" w:cs="Consolas"/>
-          <w:sz w:val="28"/>
-          <w:szCs w:val="28"/>
-          <w:lang w:val="ru-BY"/>
-        </w:rPr>
-        <w:t xml:space="preserve">                bonus += 2</w:t>
-      </w:r>
-    </w:p>
-    <w:p>
-      <w:pPr>
-        <w:pStyle w:val="HTML"/>
-        <w:rPr>
-          <w:rFonts w:ascii="Consolas" w:eastAsia="Liberation Serif" w:hAnsi="Consolas" w:cs="Consolas"/>
-          <w:sz w:val="28"/>
-          <w:szCs w:val="28"/>
-          <w:lang w:val="ru-BY"/>
-        </w:rPr>
-      </w:pPr>
-      <w:r>
-        <w:rPr>
-          <w:rFonts w:ascii="Consolas" w:eastAsia="Liberation Serif" w:hAnsi="Consolas" w:cs="Consolas"/>
-          <w:sz w:val="28"/>
-          <w:szCs w:val="28"/>
-          <w:lang w:val="ru-BY"/>
-        </w:rPr>
-        <w:t xml:space="preserve">            case "wednesday":</w:t>
-      </w:r>
-    </w:p>
-    <w:p>
-      <w:pPr>
-        <w:pStyle w:val="HTML"/>
-        <w:rPr>
-          <w:rFonts w:ascii="Consolas" w:eastAsia="Liberation Serif" w:hAnsi="Consolas" w:cs="Consolas"/>
-          <w:sz w:val="28"/>
-          <w:szCs w:val="28"/>
-          <w:lang w:val="ru-BY"/>
-        </w:rPr>
-      </w:pPr>
-      <w:r>
-        <w:rPr>
-          <w:rFonts w:ascii="Consolas" w:eastAsia="Liberation Serif" w:hAnsi="Consolas" w:cs="Consolas"/>
-          <w:sz w:val="28"/>
-          <w:szCs w:val="28"/>
-          <w:lang w:val="ru-BY"/>
-        </w:rPr>
-        <w:t xml:space="preserve">                bonus += 4</w:t>
-      </w:r>
-    </w:p>
-    <w:p>
-      <w:pPr>
-        <w:pStyle w:val="HTML"/>
-        <w:rPr>
-          <w:rFonts w:ascii="Consolas" w:eastAsia="Liberation Serif" w:hAnsi="Consolas" w:cs="Consolas"/>
-          <w:sz w:val="28"/>
-          <w:szCs w:val="28"/>
-          <w:lang w:val="ru-BY"/>
-        </w:rPr>
-      </w:pPr>
-      <w:r>
-        <w:rPr>
-          <w:rFonts w:ascii="Consolas" w:eastAsia="Liberation Serif" w:hAnsi="Consolas" w:cs="Consolas"/>
-          <w:sz w:val="28"/>
-          <w:szCs w:val="28"/>
-          <w:lang w:val="ru-BY"/>
-        </w:rPr>
-        <w:t xml:space="preserve">            case _:</w:t>
-      </w:r>
-    </w:p>
-    <w:p>
-      <w:pPr>
-        <w:pStyle w:val="HTML"/>
-        <w:rPr>
-          <w:rFonts w:ascii="Consolas" w:eastAsia="Liberation Serif" w:hAnsi="Consolas" w:cs="Consolas"/>
-          <w:sz w:val="28"/>
-          <w:szCs w:val="28"/>
-          <w:lang w:val="ru-BY"/>
-        </w:rPr>
-      </w:pPr>
-      <w:r>
-        <w:rPr>
-          <w:rFonts w:ascii="Consolas" w:eastAsia="Liberation Serif" w:hAnsi="Consolas" w:cs="Consolas"/>
-          <w:sz w:val="28"/>
-          <w:szCs w:val="28"/>
-          <w:lang w:val="ru-BY"/>
-        </w:rPr>
-        <w:t xml:space="preserve">                bonus += 1</w:t>
-      </w:r>
-    </w:p>
-    <w:p>
-      <w:pPr>
-        <w:pStyle w:val="HTML"/>
-        <w:rPr>
-          <w:rFonts w:ascii="Consolas" w:eastAsia="Liberation Serif" w:hAnsi="Consolas" w:cs="Consolas"/>
-          <w:sz w:val="28"/>
-          <w:szCs w:val="28"/>
-          <w:lang w:val="ru-BY"/>
-        </w:rPr>
-      </w:pPr>
     </w:p>
     <w:p>
       <w:pPr>
@@ -1432,17 +1443,6 @@
         </w:rPr>
         <w:t xml:space="preserve">    return bonus</w:t>
       </w:r>
-    </w:p>
-    <w:p>
-      <w:pPr>
-        <w:pStyle w:val="HTML"/>
-        <w:rPr>
-          <w:rFonts w:ascii="Consolas" w:eastAsia="Liberation Serif" w:hAnsi="Consolas" w:cs="Consolas"/>
-          <w:sz w:val="28"/>
-          <w:szCs w:val="28"/>
-          <w:lang w:val="ru-BY"/>
-        </w:rPr>
-      </w:pPr>
     </w:p>
     <w:p>
       <w:pPr>
@@ -1943,6 +1943,9 @@
         <w:t xml:space="preserve"> </w:t>
       </w:r>
       <w:r>
+        <w:rPr>
+          <w:noProof/>
+        </w:rPr>
         <w:drawing>
           <wp:inline distT="0" distB="0" distL="0" distR="0" wp14:anchorId="640D8AAA" wp14:editId="0D741527">
             <wp:extent cx="3810000" cy="2638570"/>
@@ -1980,6 +1983,9 @@
         </w:drawing>
       </w:r>
       <w:r>
+        <w:rPr>
+          <w:noProof/>
+        </w:rPr>
         <w:drawing>
           <wp:inline distT="0" distB="0" distL="0" distR="0" wp14:anchorId="1E9FE87E" wp14:editId="009D3211">
             <wp:extent cx="3546763" cy="3448938"/>
@@ -2017,6 +2023,9 @@
         </w:drawing>
       </w:r>
       <w:r>
+        <w:rPr>
+          <w:noProof/>
+        </w:rPr>
         <w:drawing>
           <wp:inline distT="0" distB="0" distL="0" distR="0" wp14:anchorId="211F9D45" wp14:editId="4604ACC9">
             <wp:extent cx="4530090" cy="2456826"/>
